--- a/eng/docx/014.content.docx
+++ b/eng/docx/014.content.docx
@@ -1697,7 +1697,7 @@
         <w:rPr>
           <w:lang w:val="en_US" w:bidi="en_US"/>
         </w:rPr>
-        <w:t>In the Old Testament, people often believed that good people would always become wealthy. They saw wisdom from books like Proverbs as a universal rule. Some people still believe this today. But this teaching can cause problems.</w:t>
+        <w:t>Some people in the Old Testament period believed that righteous people would usually prosper in material ways. They treated the wisdom sayings found in books like Proverbs as general rules for life. Other biblical books, such as Job and Ecclesiastes, challenge this view. When this belief is treated as a guarantee, it can lead to false guilt or blame when prosperity does not come, and to spiritual complacency when it does.</w:t>
       </w:r>
     </w:p>
     <w:p>
@@ -1711,21 +1711,7 @@
         <w:rPr>
           <w:lang w:val="en_US" w:bidi="en_US"/>
         </w:rPr>
-        <w:t>If someone does not become rich, they might feel guilty or be judged by others. People may think they did something wrong. And if someone does become rich, they might feel proud or stop depending on God.</w:t>
-      </w:r>
-    </w:p>
-    <w:p>
-      <w:pPr/>
-      <w:r>
-        <w:rPr>
-          <w:lang w:val="en_US" w:bidi="en_US"/>
-        </w:rPr>
-      </w:r>
-      <w:r>
-        <w:rPr>
-          <w:lang w:val="en_US" w:bidi="en_US"/>
-        </w:rPr>
-        <w:t>The suffering of Job provides as an example. His friends accepted a traditional theological view that said Job's troubles were evidence against him (</w:t>
+        <w:t>The suffering of Job serves as an example. His friends accepted a traditional theological view that said Job's troubles were evidence against him (</w:t>
       </w:r>
       <w:hyperlink r:id="rId67">
         <w:r>

--- a/eng/docx/014.content.docx
+++ b/eng/docx/014.content.docx
@@ -150,26 +150,6 @@
           <w:lang w:val="en_US" w:bidi="en_US"/>
         </w:rPr>
         <w:t>M</w:t>
-      </w:r>
-      <w:r>
-        <w:rPr>
-          <w:lang w:val="en_US" w:bidi="en_US"/>
-        </w:rPr>
-      </w:r>
-    </w:p>
-    <w:p>
-      <w:pPr/>
-      <w:r>
-        <w:rPr>
-          <w:lang w:val="en_US" w:bidi="en_US"/>
-        </w:rPr>
-      </w:r>
-      <w:r>
-        <w:rPr>
-          <w:i/>
-          <w:lang w:val="en_US" w:bidi="en_US"/>
-        </w:rPr>
-        <w:t>Making Sense of the Exile, Marriage and Sexuality, Material Reward, Messages Against the Nations, Miracles, Miraculous Signs in the Gospel of John, Misunderstanding in the Gospel of John, Music in Ancient Israel</w:t>
       </w:r>
       <w:r>
         <w:rPr>

--- a/eng/docx/014.content.docx
+++ b/eng/docx/014.content.docx
@@ -19,7 +19,7 @@
         <w:rPr>
           <w:lang w:val="en_US" w:bidi="en_US"/>
         </w:rPr>
-        <w:t>Resource: Study Notes - Themes (Tyndale)</w:t>
+        <w:t>Resource: Tyndale Open Study Notes</w:t>
       </w:r>
       <w:r>
         <w:rPr>
@@ -112,7 +112,7 @@
         <w:rPr>
           <w:lang w:val="en_US" w:bidi="en_US"/>
         </w:rPr>
-        <w:t>Study Notes - Themes (Tyndale)</w:t>
+        <w:t>Tyndale Open Study Notes</w:t>
       </w:r>
     </w:p>
     <w:p>

--- a/eng/docx/014.content.docx
+++ b/eng/docx/014.content.docx
@@ -19,7 +19,7 @@
         <w:rPr>
           <w:lang w:val="en_US" w:bidi="en_US"/>
         </w:rPr>
-        <w:t>Resource: Tyndale Open Study Notes</w:t>
+        <w:t>Resource: Aquifer Open Study Notes (Themes)</w:t>
       </w:r>
       <w:r>
         <w:rPr>
@@ -112,7 +112,7 @@
         <w:rPr>
           <w:lang w:val="en_US" w:bidi="en_US"/>
         </w:rPr>
-        <w:t>Tyndale Open Study Notes</w:t>
+        <w:t>Aquifer Open Study Notes (Themes)</w:t>
       </w:r>
     </w:p>
     <w:p>

--- a/eng/docx/014.content.docx
+++ b/eng/docx/014.content.docx
@@ -272,36 +272,24 @@
         </w:rPr>
         <w:t xml:space="preserve"> because it is given to all). This happens through the natural world God created. For example, </w:t>
       </w:r>
-      <w:hyperlink r:id="rId13">
-        <w:r>
-          <w:rPr>
-            <w:lang w:val="en_US" w:bidi="en_US"/>
-          </w:rPr>
-          <w:rPr>
-            <w:color w:val="0000EE"/>
-            <w:u w:val="single"/>
-          </w:rPr>
-          <w:t xml:space="preserve">Psalm 19 </w:t>
-        </w:r>
-      </w:hyperlink>
+      <w:r>
+        <w:rPr>
+          <w:lang w:val="en_US" w:bidi="en_US"/>
+        </w:rPr>
+        <w:t xml:space="preserve">Psalm 19 </w:t>
+      </w:r>
       <w:r>
         <w:rPr>
           <w:lang w:val="en_US" w:bidi="en_US"/>
         </w:rPr>
         <w:t xml:space="preserve">says that knowledge of God in creation is available to everyone everywhere (see </w:t>
       </w:r>
-      <w:hyperlink r:id="rId14">
-        <w:r>
-          <w:rPr>
-            <w:lang w:val="en_US" w:bidi="en_US"/>
-          </w:rPr>
-          <w:rPr>
-            <w:color w:val="0000EE"/>
-            <w:u w:val="single"/>
-          </w:rPr>
-          <w:t>Psalm 19:1–4</w:t>
-        </w:r>
-      </w:hyperlink>
+      <w:r>
+        <w:rPr>
+          <w:lang w:val="en_US" w:bidi="en_US"/>
+        </w:rPr>
+        <w:t>Psalm 19:1–4</w:t>
+      </w:r>
       <w:r>
         <w:rPr>
           <w:lang w:val="en_US" w:bidi="en_US"/>
@@ -322,36 +310,24 @@
         </w:rPr>
         <w:t xml:space="preserve">Sadly, not everyone responds positively to God. Paul explains in </w:t>
       </w:r>
-      <w:hyperlink r:id="rId15">
-        <w:r>
-          <w:rPr>
-            <w:lang w:val="en_US" w:bidi="en_US"/>
-          </w:rPr>
-          <w:rPr>
-            <w:color w:val="0000EE"/>
-            <w:u w:val="single"/>
-          </w:rPr>
-          <w:t>Romans 1–3</w:t>
-        </w:r>
-      </w:hyperlink>
+      <w:r>
+        <w:rPr>
+          <w:lang w:val="en_US" w:bidi="en_US"/>
+        </w:rPr>
+        <w:t>Romans 1–3</w:t>
+      </w:r>
       <w:r>
         <w:rPr>
           <w:lang w:val="en_US" w:bidi="en_US"/>
         </w:rPr>
         <w:t xml:space="preserve"> that because of Adam's sin, all people turn away from the knowledge of God found in creation. Without God's grace, natural revelation only condemns people. As Paul says in </w:t>
       </w:r>
-      <w:hyperlink r:id="rId16">
-        <w:r>
-          <w:rPr>
-            <w:lang w:val="en_US" w:bidi="en_US"/>
-          </w:rPr>
-          <w:rPr>
-            <w:color w:val="0000EE"/>
-            <w:u w:val="single"/>
-          </w:rPr>
-          <w:t>1:20</w:t>
-        </w:r>
-      </w:hyperlink>
+      <w:r>
+        <w:rPr>
+          <w:lang w:val="en_US" w:bidi="en_US"/>
+        </w:rPr>
+        <w:t>1:20</w:t>
+      </w:r>
       <w:r>
         <w:rPr>
           <w:lang w:val="en_US" w:bidi="en_US"/>
@@ -372,18 +348,12 @@
         </w:rPr>
         <w:t>God can use creation to help people realize he is the one true God. When God's grace supports and empowers this natural revelation, the world's beauty and complexity can inspire a search for the Creator. Paul appealed to natural revelation when he was in Athens as a way to introduce the good news about Jesus (</w:t>
       </w:r>
-      <w:hyperlink r:id="rId17">
-        <w:r>
-          <w:rPr>
-            <w:lang w:val="en_US" w:bidi="en_US"/>
-          </w:rPr>
-          <w:rPr>
-            <w:color w:val="0000EE"/>
-            <w:u w:val="single"/>
-          </w:rPr>
-          <w:t>Acts 17:16–31</w:t>
-        </w:r>
-      </w:hyperlink>
+      <w:r>
+        <w:rPr>
+          <w:lang w:val="en_US" w:bidi="en_US"/>
+        </w:rPr>
+        <w:t>Acts 17:16–31</w:t>
+      </w:r>
       <w:r>
         <w:rPr>
           <w:lang w:val="en_US" w:bidi="en_US"/>
@@ -413,72 +383,48 @@
           <w:lang w:val="en_US" w:bidi="en_US"/>
         </w:rPr>
       </w:r>
-      <w:hyperlink r:id="rId14">
-        <w:r>
-          <w:rPr>
-            <w:lang w:val="en_US" w:bidi="en_US"/>
-          </w:rPr>
-          <w:rPr>
-            <w:color w:val="0000EE"/>
-            <w:u w:val="single"/>
-          </w:rPr>
-          <w:t>Psalm 19:1–4</w:t>
-        </w:r>
-      </w:hyperlink>
+      <w:r>
+        <w:rPr>
+          <w:lang w:val="en_US" w:bidi="en_US"/>
+        </w:rPr>
+        <w:t>Psalm 19:1–4</w:t>
+      </w:r>
       <w:r>
         <w:rPr>
           <w:lang w:val="en_US" w:bidi="en_US"/>
         </w:rPr>
         <w:t xml:space="preserve">; </w:t>
       </w:r>
-      <w:hyperlink r:id="rId18">
-        <w:r>
-          <w:rPr>
-            <w:lang w:val="en_US" w:bidi="en_US"/>
-          </w:rPr>
-          <w:rPr>
-            <w:color w:val="0000EE"/>
-            <w:u w:val="single"/>
-          </w:rPr>
-          <w:t>Acts 14:15–17</w:t>
-        </w:r>
-      </w:hyperlink>
+      <w:r>
+        <w:rPr>
+          <w:lang w:val="en_US" w:bidi="en_US"/>
+        </w:rPr>
+        <w:t>Acts 14:15–17</w:t>
+      </w:r>
       <w:r>
         <w:rPr>
           <w:lang w:val="en_US" w:bidi="en_US"/>
         </w:rPr>
         <w:t xml:space="preserve">; </w:t>
       </w:r>
-      <w:hyperlink r:id="rId19">
-        <w:r>
-          <w:rPr>
-            <w:lang w:val="en_US" w:bidi="en_US"/>
-          </w:rPr>
-          <w:rPr>
-            <w:color w:val="0000EE"/>
-            <w:u w:val="single"/>
-          </w:rPr>
-          <w:t>Acts 17:24–29</w:t>
-        </w:r>
-      </w:hyperlink>
+      <w:r>
+        <w:rPr>
+          <w:lang w:val="en_US" w:bidi="en_US"/>
+        </w:rPr>
+        <w:t>Acts 17:24–29</w:t>
+      </w:r>
       <w:r>
         <w:rPr>
           <w:lang w:val="en_US" w:bidi="en_US"/>
         </w:rPr>
         <w:t xml:space="preserve">; </w:t>
       </w:r>
-      <w:hyperlink r:id="rId20">
-        <w:r>
-          <w:rPr>
-            <w:lang w:val="en_US" w:bidi="en_US"/>
-          </w:rPr>
-          <w:rPr>
-            <w:color w:val="0000EE"/>
-            <w:u w:val="single"/>
-          </w:rPr>
-          <w:t>Romans 1:19–21</w:t>
-        </w:r>
-      </w:hyperlink>
+      <w:r>
+        <w:rPr>
+          <w:lang w:val="en_US" w:bidi="en_US"/>
+        </w:rPr>
+        <w:t>Romans 1:19–21</w:t>
+      </w:r>
       <w:r>
         <w:rPr>
           <w:lang w:val="en_US" w:bidi="en_US"/>
@@ -527,108 +473,72 @@
         </w:rPr>
         <w:t>God gave the prophet Nehemiah favor with a powerful Persian king. The king agreed to all of Nehemiah's requests (</w:t>
       </w:r>
-      <w:hyperlink r:id="rId21">
-        <w:r>
-          <w:rPr>
-            <w:lang w:val="en_US" w:bidi="en_US"/>
-          </w:rPr>
-          <w:rPr>
-            <w:color w:val="0000EE"/>
-            <w:u w:val="single"/>
-          </w:rPr>
-          <w:t>Nehemiah 1:11</w:t>
-        </w:r>
-      </w:hyperlink>
+      <w:r>
+        <w:rPr>
+          <w:lang w:val="en_US" w:bidi="en_US"/>
+        </w:rPr>
+        <w:t>Nehemiah 1:11</w:t>
+      </w:r>
       <w:r>
         <w:rPr>
           <w:lang w:val="en_US" w:bidi="en_US"/>
         </w:rPr>
         <w:t xml:space="preserve">; </w:t>
       </w:r>
-      <w:hyperlink r:id="rId22">
-        <w:r>
-          <w:rPr>
-            <w:lang w:val="en_US" w:bidi="en_US"/>
-          </w:rPr>
-          <w:rPr>
-            <w:color w:val="0000EE"/>
-            <w:u w:val="single"/>
-          </w:rPr>
-          <w:t>2:8</w:t>
-        </w:r>
-      </w:hyperlink>
+      <w:r>
+        <w:rPr>
+          <w:lang w:val="en_US" w:bidi="en_US"/>
+        </w:rPr>
+        <w:t>2:8</w:t>
+      </w:r>
       <w:r>
         <w:rPr>
           <w:lang w:val="en_US" w:bidi="en_US"/>
         </w:rPr>
         <w:t xml:space="preserve">, </w:t>
       </w:r>
-      <w:hyperlink r:id="rId23">
-        <w:r>
-          <w:rPr>
-            <w:lang w:val="en_US" w:bidi="en_US"/>
-          </w:rPr>
-          <w:rPr>
-            <w:color w:val="0000EE"/>
-            <w:u w:val="single"/>
-          </w:rPr>
-          <w:t>18</w:t>
-        </w:r>
-      </w:hyperlink>
+      <w:r>
+        <w:rPr>
+          <w:lang w:val="en_US" w:bidi="en_US"/>
+        </w:rPr>
+        <w:t>18</w:t>
+      </w:r>
       <w:r>
         <w:rPr>
           <w:lang w:val="en_US" w:bidi="en_US"/>
         </w:rPr>
         <w:t>). Nehemiah then confidently shared his bold plan to rebuild Jerusalem's walls. The people of Jerusalem trusted God would help them succeed and protect them from enemies (</w:t>
       </w:r>
-      <w:hyperlink r:id="rId23">
-        <w:r>
-          <w:rPr>
-            <w:lang w:val="en_US" w:bidi="en_US"/>
-          </w:rPr>
-          <w:rPr>
-            <w:color w:val="0000EE"/>
-            <w:u w:val="single"/>
-          </w:rPr>
-          <w:t>2:18</w:t>
-        </w:r>
-      </w:hyperlink>
+      <w:r>
+        <w:rPr>
+          <w:lang w:val="en_US" w:bidi="en_US"/>
+        </w:rPr>
+        <w:t>2:18</w:t>
+      </w:r>
       <w:r>
         <w:rPr>
           <w:lang w:val="en_US" w:bidi="en_US"/>
         </w:rPr>
         <w:t xml:space="preserve">; </w:t>
       </w:r>
-      <w:hyperlink r:id="rId24">
-        <w:r>
-          <w:rPr>
-            <w:lang w:val="en_US" w:bidi="en_US"/>
-          </w:rPr>
-          <w:rPr>
-            <w:color w:val="0000EE"/>
-            <w:u w:val="single"/>
-          </w:rPr>
-          <w:t>4:4–5</w:t>
-        </w:r>
-      </w:hyperlink>
+      <w:r>
+        <w:rPr>
+          <w:lang w:val="en_US" w:bidi="en_US"/>
+        </w:rPr>
+        <w:t>4:4–5</w:t>
+      </w:r>
       <w:r>
         <w:rPr>
           <w:lang w:val="en_US" w:bidi="en_US"/>
         </w:rPr>
         <w:t xml:space="preserve">, </w:t>
       </w:r>
-      <w:hyperlink r:id="rId25">
-        <w:r>
-          <w:rPr>
-            <w:lang w:val="en_US" w:bidi="en_US"/>
-          </w:rPr>
-          <w:rPr>
-            <w:color w:val="0000EE"/>
-            <w:u w:val="single"/>
-          </w:rPr>
-          <w:t>9</w:t>
-        </w:r>
-      </w:hyperlink>
+      <w:r>
+        <w:rPr>
+          <w:lang w:val="en_US" w:bidi="en_US"/>
+        </w:rPr>
+        <w:t>9</w:t>
+      </w:r>
       <w:r>
         <w:rPr>
           <w:lang w:val="en_US" w:bidi="en_US"/>
@@ -649,54 +559,36 @@
         </w:rPr>
         <w:t>They continued their work despite opposition. They knew God fights for his people and disrupts evil plans (</w:t>
       </w:r>
-      <w:hyperlink r:id="rId26">
-        <w:r>
-          <w:rPr>
-            <w:lang w:val="en_US" w:bidi="en_US"/>
-          </w:rPr>
-          <w:rPr>
-            <w:color w:val="0000EE"/>
-            <w:u w:val="single"/>
-          </w:rPr>
-          <w:t>4:14–15</w:t>
-        </w:r>
-      </w:hyperlink>
+      <w:r>
+        <w:rPr>
+          <w:lang w:val="en_US" w:bidi="en_US"/>
+        </w:rPr>
+        <w:t>4:14–15</w:t>
+      </w:r>
       <w:r>
         <w:rPr>
           <w:lang w:val="en_US" w:bidi="en_US"/>
         </w:rPr>
         <w:t xml:space="preserve">, </w:t>
       </w:r>
-      <w:hyperlink r:id="rId27">
-        <w:r>
-          <w:rPr>
-            <w:lang w:val="en_US" w:bidi="en_US"/>
-          </w:rPr>
-          <w:rPr>
-            <w:color w:val="0000EE"/>
-            <w:u w:val="single"/>
-          </w:rPr>
-          <w:t>20</w:t>
-        </w:r>
-      </w:hyperlink>
+      <w:r>
+        <w:rPr>
+          <w:lang w:val="en_US" w:bidi="en_US"/>
+        </w:rPr>
+        <w:t>20</w:t>
+      </w:r>
       <w:r>
         <w:rPr>
           <w:lang w:val="en_US" w:bidi="en_US"/>
         </w:rPr>
         <w:t>). When they completed the walls, Nehemiah acknowledged that the challenging project succeeded only with God's help (</w:t>
       </w:r>
-      <w:hyperlink r:id="rId28">
-        <w:r>
-          <w:rPr>
-            <w:lang w:val="en_US" w:bidi="en_US"/>
-          </w:rPr>
-          <w:rPr>
-            <w:color w:val="0000EE"/>
-            <w:u w:val="single"/>
-          </w:rPr>
-          <w:t>6:16</w:t>
-        </w:r>
-      </w:hyperlink>
+      <w:r>
+        <w:rPr>
+          <w:lang w:val="en_US" w:bidi="en_US"/>
+        </w:rPr>
+        <w:t>6:16</w:t>
+      </w:r>
       <w:r>
         <w:rPr>
           <w:lang w:val="en_US" w:bidi="en_US"/>
@@ -717,72 +609,48 @@
         </w:rPr>
         <w:t xml:space="preserve">The book of Nehemiah shows that God is all-powerful and can achieve his plans in both personal lives and nations. The prayer in </w:t>
       </w:r>
-      <w:hyperlink r:id="rId29">
-        <w:r>
-          <w:rPr>
-            <w:lang w:val="en_US" w:bidi="en_US"/>
-          </w:rPr>
-          <w:rPr>
-            <w:color w:val="0000EE"/>
-            <w:u w:val="single"/>
-          </w:rPr>
-          <w:t>Nehemiah 9</w:t>
-        </w:r>
-      </w:hyperlink>
+      <w:r>
+        <w:rPr>
+          <w:lang w:val="en_US" w:bidi="en_US"/>
+        </w:rPr>
+        <w:t>Nehemiah 9</w:t>
+      </w:r>
       <w:r>
         <w:rPr>
           <w:lang w:val="en_US" w:bidi="en_US"/>
         </w:rPr>
         <w:t xml:space="preserve"> praises God for his powerful acts. God created the heavens and earth, called Abram from Ur, and gave the land to Israel (</w:t>
       </w:r>
-      <w:hyperlink r:id="rId30">
-        <w:r>
-          <w:rPr>
-            <w:lang w:val="en_US" w:bidi="en_US"/>
-          </w:rPr>
-          <w:rPr>
-            <w:color w:val="0000EE"/>
-            <w:u w:val="single"/>
-          </w:rPr>
-          <w:t>9:6</w:t>
-        </w:r>
-      </w:hyperlink>
+      <w:r>
+        <w:rPr>
+          <w:lang w:val="en_US" w:bidi="en_US"/>
+        </w:rPr>
+        <w:t>9:6</w:t>
+      </w:r>
       <w:r>
         <w:rPr>
           <w:lang w:val="en_US" w:bidi="en_US"/>
         </w:rPr>
         <w:t xml:space="preserve">; </w:t>
       </w:r>
-      <w:hyperlink r:id="rId31">
-        <w:r>
-          <w:rPr>
-            <w:lang w:val="en_US" w:bidi="en_US"/>
-          </w:rPr>
-          <w:rPr>
-            <w:color w:val="0000EE"/>
-            <w:u w:val="single"/>
-          </w:rPr>
-          <w:t>7–8</w:t>
-        </w:r>
-      </w:hyperlink>
+      <w:r>
+        <w:rPr>
+          <w:lang w:val="en_US" w:bidi="en_US"/>
+        </w:rPr>
+        <w:t>7–8</w:t>
+      </w:r>
       <w:r>
         <w:rPr>
           <w:lang w:val="en_US" w:bidi="en_US"/>
         </w:rPr>
         <w:t xml:space="preserve">, </w:t>
       </w:r>
-      <w:hyperlink r:id="rId32">
-        <w:r>
-          <w:rPr>
-            <w:lang w:val="en_US" w:bidi="en_US"/>
-          </w:rPr>
-          <w:rPr>
-            <w:color w:val="0000EE"/>
-            <w:u w:val="single"/>
-          </w:rPr>
-          <w:t>22–25</w:t>
-        </w:r>
-      </w:hyperlink>
+      <w:r>
+        <w:rPr>
+          <w:lang w:val="en_US" w:bidi="en_US"/>
+        </w:rPr>
+        <w:t>22–25</w:t>
+      </w:r>
       <w:r>
         <w:rPr>
           <w:lang w:val="en_US" w:bidi="en_US"/>
@@ -803,18 +671,12 @@
         </w:rPr>
         <w:t>God demonstrated his power over people and creation to show care for his people in three main ways (</w:t>
       </w:r>
-      <w:hyperlink r:id="rId33">
-        <w:r>
-          <w:rPr>
-            <w:lang w:val="en_US" w:bidi="en_US"/>
-          </w:rPr>
-          <w:rPr>
-            <w:color w:val="0000EE"/>
-            <w:u w:val="single"/>
-          </w:rPr>
-          <w:t>9:9–15</w:t>
-        </w:r>
-      </w:hyperlink>
+      <w:r>
+        <w:rPr>
+          <w:lang w:val="en_US" w:bidi="en_US"/>
+        </w:rPr>
+        <w:t>9:9–15</w:t>
+      </w:r>
       <w:r>
         <w:rPr>
           <w:lang w:val="en_US" w:bidi="en_US"/>
@@ -893,36 +755,24 @@
         </w:rPr>
         <w:t>The Lord sent the Israelites into exile after many generations of sin (</w:t>
       </w:r>
-      <w:hyperlink r:id="rId34">
-        <w:r>
-          <w:rPr>
-            <w:lang w:val="en_US" w:bidi="en_US"/>
-          </w:rPr>
-          <w:rPr>
-            <w:color w:val="0000EE"/>
-            <w:u w:val="single"/>
-          </w:rPr>
-          <w:t>Nehemiah 9:32–37</w:t>
-        </w:r>
-      </w:hyperlink>
+      <w:r>
+        <w:rPr>
+          <w:lang w:val="en_US" w:bidi="en_US"/>
+        </w:rPr>
+        <w:t>Nehemiah 9:32–37</w:t>
+      </w:r>
       <w:r>
         <w:rPr>
           <w:lang w:val="en_US" w:bidi="en_US"/>
         </w:rPr>
         <w:t>). Now, he was fulfilling his promise to restore them (</w:t>
       </w:r>
-      <w:hyperlink r:id="rId35">
-        <w:r>
-          <w:rPr>
-            <w:lang w:val="en_US" w:bidi="en_US"/>
-          </w:rPr>
-          <w:rPr>
-            <w:color w:val="0000EE"/>
-            <w:u w:val="single"/>
-          </w:rPr>
-          <w:t>1:8–9</w:t>
-        </w:r>
-      </w:hyperlink>
+      <w:r>
+        <w:rPr>
+          <w:lang w:val="en_US" w:bidi="en_US"/>
+        </w:rPr>
+        <w:t>1:8–9</w:t>
+      </w:r>
       <w:r>
         <w:rPr>
           <w:lang w:val="en_US" w:bidi="en_US"/>
@@ -943,108 +793,72 @@
         </w:rPr>
         <w:t>This same trust in God led Abram to leave Ur and go to an unknown land (</w:t>
       </w:r>
-      <w:hyperlink r:id="rId36">
-        <w:r>
-          <w:rPr>
-            <w:lang w:val="en_US" w:bidi="en_US"/>
-          </w:rPr>
-          <w:rPr>
-            <w:color w:val="0000EE"/>
-            <w:u w:val="single"/>
-          </w:rPr>
-          <w:t>Genesis 12:1–3</w:t>
-        </w:r>
-      </w:hyperlink>
+      <w:r>
+        <w:rPr>
+          <w:lang w:val="en_US" w:bidi="en_US"/>
+        </w:rPr>
+        <w:t>Genesis 12:1–3</w:t>
+      </w:r>
       <w:r>
         <w:rPr>
           <w:lang w:val="en_US" w:bidi="en_US"/>
         </w:rPr>
         <w:t xml:space="preserve">; </w:t>
       </w:r>
-      <w:hyperlink r:id="rId37">
-        <w:r>
-          <w:rPr>
-            <w:lang w:val="en_US" w:bidi="en_US"/>
-          </w:rPr>
-          <w:rPr>
-            <w:color w:val="0000EE"/>
-            <w:u w:val="single"/>
-          </w:rPr>
-          <w:t>Hebrews 11:8–10</w:t>
-        </w:r>
-      </w:hyperlink>
+      <w:r>
+        <w:rPr>
+          <w:lang w:val="en_US" w:bidi="en_US"/>
+        </w:rPr>
+        <w:t>Hebrews 11:8–10</w:t>
+      </w:r>
       <w:r>
         <w:rPr>
           <w:lang w:val="en_US" w:bidi="en_US"/>
         </w:rPr>
         <w:t>). It caused Rahab to trust God (</w:t>
       </w:r>
-      <w:hyperlink r:id="rId38">
-        <w:r>
-          <w:rPr>
-            <w:lang w:val="en_US" w:bidi="en_US"/>
-          </w:rPr>
-          <w:rPr>
-            <w:color w:val="0000EE"/>
-            <w:u w:val="single"/>
-          </w:rPr>
-          <w:t>Joshua 2:9–14</w:t>
-        </w:r>
-      </w:hyperlink>
+      <w:r>
+        <w:rPr>
+          <w:lang w:val="en_US" w:bidi="en_US"/>
+        </w:rPr>
+        <w:t>Joshua 2:9–14</w:t>
+      </w:r>
       <w:r>
         <w:rPr>
           <w:lang w:val="en_US" w:bidi="en_US"/>
         </w:rPr>
         <w:t xml:space="preserve">; </w:t>
       </w:r>
-      <w:hyperlink r:id="rId39">
-        <w:r>
-          <w:rPr>
-            <w:lang w:val="en_US" w:bidi="en_US"/>
-          </w:rPr>
-          <w:rPr>
-            <w:color w:val="0000EE"/>
-            <w:u w:val="single"/>
-          </w:rPr>
-          <w:t>Hebrews 11:31</w:t>
-        </w:r>
-      </w:hyperlink>
+      <w:r>
+        <w:rPr>
+          <w:lang w:val="en_US" w:bidi="en_US"/>
+        </w:rPr>
+        <w:t>Hebrews 11:31</w:t>
+      </w:r>
       <w:r>
         <w:rPr>
           <w:lang w:val="en_US" w:bidi="en_US"/>
         </w:rPr>
         <w:t>). It prompted King Hezekiah to resist the king of Assyria, Sennacherib (</w:t>
       </w:r>
-      <w:hyperlink r:id="rId40">
-        <w:r>
-          <w:rPr>
-            <w:lang w:val="en_US" w:bidi="en_US"/>
-          </w:rPr>
-          <w:rPr>
-            <w:color w:val="0000EE"/>
-            <w:u w:val="single"/>
-          </w:rPr>
-          <w:t>2 Kings 18:1–19:37</w:t>
-        </w:r>
-      </w:hyperlink>
+      <w:r>
+        <w:rPr>
+          <w:lang w:val="en_US" w:bidi="en_US"/>
+        </w:rPr>
+        <w:t>2 Kings 18:1–19:37</w:t>
+      </w:r>
       <w:r>
         <w:rPr>
           <w:lang w:val="en_US" w:bidi="en_US"/>
         </w:rPr>
         <w:t>). Confidence comes when people trust God will keep his promises and complete the work he started in their lives (</w:t>
       </w:r>
-      <w:hyperlink r:id="rId41">
-        <w:r>
-          <w:rPr>
-            <w:lang w:val="en_US" w:bidi="en_US"/>
-          </w:rPr>
-          <w:rPr>
-            <w:color w:val="0000EE"/>
-            <w:u w:val="single"/>
-          </w:rPr>
-          <w:t>Philippians 1:6</w:t>
-        </w:r>
-      </w:hyperlink>
+      <w:r>
+        <w:rPr>
+          <w:lang w:val="en_US" w:bidi="en_US"/>
+        </w:rPr>
+        <w:t>Philippians 1:6</w:t>
+      </w:r>
       <w:r>
         <w:rPr>
           <w:lang w:val="en_US" w:bidi="en_US"/>
@@ -1074,540 +888,360 @@
           <w:lang w:val="en_US" w:bidi="en_US"/>
         </w:rPr>
       </w:r>
-      <w:hyperlink r:id="rId42">
-        <w:r>
-          <w:rPr>
-            <w:lang w:val="en_US" w:bidi="en_US"/>
-          </w:rPr>
-          <w:rPr>
-            <w:color w:val="0000EE"/>
-            <w:u w:val="single"/>
-          </w:rPr>
-          <w:t>Genesis 12:1–4</w:t>
-        </w:r>
-      </w:hyperlink>
+      <w:r>
+        <w:rPr>
+          <w:lang w:val="en_US" w:bidi="en_US"/>
+        </w:rPr>
+        <w:t>Genesis 12:1–4</w:t>
+      </w:r>
       <w:r>
         <w:rPr>
           <w:lang w:val="en_US" w:bidi="en_US"/>
         </w:rPr>
         <w:t xml:space="preserve">; </w:t>
       </w:r>
-      <w:hyperlink r:id="rId43">
-        <w:r>
-          <w:rPr>
-            <w:lang w:val="en_US" w:bidi="en_US"/>
-          </w:rPr>
-          <w:rPr>
-            <w:color w:val="0000EE"/>
-            <w:u w:val="single"/>
-          </w:rPr>
-          <w:t>Joshua 1:10–18</w:t>
-        </w:r>
-      </w:hyperlink>
+      <w:r>
+        <w:rPr>
+          <w:lang w:val="en_US" w:bidi="en_US"/>
+        </w:rPr>
+        <w:t>Joshua 1:10–18</w:t>
+      </w:r>
       <w:r>
         <w:rPr>
           <w:lang w:val="en_US" w:bidi="en_US"/>
         </w:rPr>
         <w:t xml:space="preserve">; </w:t>
       </w:r>
-      <w:hyperlink r:id="rId38">
-        <w:r>
-          <w:rPr>
-            <w:lang w:val="en_US" w:bidi="en_US"/>
-          </w:rPr>
-          <w:rPr>
-            <w:color w:val="0000EE"/>
-            <w:u w:val="single"/>
-          </w:rPr>
-          <w:t>2:9–14</w:t>
-        </w:r>
-      </w:hyperlink>
+      <w:r>
+        <w:rPr>
+          <w:lang w:val="en_US" w:bidi="en_US"/>
+        </w:rPr>
+        <w:t>2:9–14</w:t>
+      </w:r>
       <w:r>
         <w:rPr>
           <w:lang w:val="en_US" w:bidi="en_US"/>
         </w:rPr>
         <w:t xml:space="preserve">; </w:t>
       </w:r>
-      <w:hyperlink r:id="rId40">
-        <w:r>
-          <w:rPr>
-            <w:lang w:val="en_US" w:bidi="en_US"/>
-          </w:rPr>
-          <w:rPr>
-            <w:color w:val="0000EE"/>
-            <w:u w:val="single"/>
-          </w:rPr>
-          <w:t>2 Kings 18:1–19:37</w:t>
-        </w:r>
-      </w:hyperlink>
+      <w:r>
+        <w:rPr>
+          <w:lang w:val="en_US" w:bidi="en_US"/>
+        </w:rPr>
+        <w:t>2 Kings 18:1–19:37</w:t>
+      </w:r>
       <w:r>
         <w:rPr>
           <w:lang w:val="en_US" w:bidi="en_US"/>
         </w:rPr>
         <w:t xml:space="preserve">; </w:t>
       </w:r>
-      <w:hyperlink r:id="rId35">
-        <w:r>
-          <w:rPr>
-            <w:lang w:val="en_US" w:bidi="en_US"/>
-          </w:rPr>
-          <w:rPr>
-            <w:color w:val="0000EE"/>
-            <w:u w:val="single"/>
-          </w:rPr>
-          <w:t>Nehemiah 1:8–9</w:t>
-        </w:r>
-      </w:hyperlink>
+      <w:r>
+        <w:rPr>
+          <w:lang w:val="en_US" w:bidi="en_US"/>
+        </w:rPr>
+        <w:t>Nehemiah 1:8–9</w:t>
+      </w:r>
       <w:r>
         <w:rPr>
           <w:lang w:val="en_US" w:bidi="en_US"/>
         </w:rPr>
         <w:t xml:space="preserve">, </w:t>
       </w:r>
-      <w:hyperlink r:id="rId21">
-        <w:r>
-          <w:rPr>
-            <w:lang w:val="en_US" w:bidi="en_US"/>
-          </w:rPr>
-          <w:rPr>
-            <w:color w:val="0000EE"/>
-            <w:u w:val="single"/>
-          </w:rPr>
-          <w:t>11</w:t>
-        </w:r>
-      </w:hyperlink>
+      <w:r>
+        <w:rPr>
+          <w:lang w:val="en_US" w:bidi="en_US"/>
+        </w:rPr>
+        <w:t>11</w:t>
+      </w:r>
       <w:r>
         <w:rPr>
           <w:lang w:val="en_US" w:bidi="en_US"/>
         </w:rPr>
         <w:t xml:space="preserve">; </w:t>
       </w:r>
-      <w:hyperlink r:id="rId22">
-        <w:r>
-          <w:rPr>
-            <w:lang w:val="en_US" w:bidi="en_US"/>
-          </w:rPr>
-          <w:rPr>
-            <w:color w:val="0000EE"/>
-            <w:u w:val="single"/>
-          </w:rPr>
-          <w:t>2:8</w:t>
-        </w:r>
-      </w:hyperlink>
+      <w:r>
+        <w:rPr>
+          <w:lang w:val="en_US" w:bidi="en_US"/>
+        </w:rPr>
+        <w:t>2:8</w:t>
+      </w:r>
       <w:r>
         <w:rPr>
           <w:lang w:val="en_US" w:bidi="en_US"/>
         </w:rPr>
         <w:t xml:space="preserve">, </w:t>
       </w:r>
-      <w:hyperlink r:id="rId23">
-        <w:r>
-          <w:rPr>
-            <w:lang w:val="en_US" w:bidi="en_US"/>
-          </w:rPr>
-          <w:rPr>
-            <w:color w:val="0000EE"/>
-            <w:u w:val="single"/>
-          </w:rPr>
-          <w:t>18</w:t>
-        </w:r>
-      </w:hyperlink>
+      <w:r>
+        <w:rPr>
+          <w:lang w:val="en_US" w:bidi="en_US"/>
+        </w:rPr>
+        <w:t>18</w:t>
+      </w:r>
       <w:r>
         <w:rPr>
           <w:lang w:val="en_US" w:bidi="en_US"/>
         </w:rPr>
         <w:t xml:space="preserve">, </w:t>
       </w:r>
-      <w:hyperlink r:id="rId44">
-        <w:r>
-          <w:rPr>
-            <w:lang w:val="en_US" w:bidi="en_US"/>
-          </w:rPr>
-          <w:rPr>
-            <w:color w:val="0000EE"/>
-            <w:u w:val="single"/>
-          </w:rPr>
-          <w:t>20</w:t>
-        </w:r>
-      </w:hyperlink>
+      <w:r>
+        <w:rPr>
+          <w:lang w:val="en_US" w:bidi="en_US"/>
+        </w:rPr>
+        <w:t>20</w:t>
+      </w:r>
       <w:r>
         <w:rPr>
           <w:lang w:val="en_US" w:bidi="en_US"/>
         </w:rPr>
         <w:t xml:space="preserve">; </w:t>
       </w:r>
-      <w:hyperlink r:id="rId24">
-        <w:r>
-          <w:rPr>
-            <w:lang w:val="en_US" w:bidi="en_US"/>
-          </w:rPr>
-          <w:rPr>
-            <w:color w:val="0000EE"/>
-            <w:u w:val="single"/>
-          </w:rPr>
-          <w:t>4:4–5</w:t>
-        </w:r>
-      </w:hyperlink>
+      <w:r>
+        <w:rPr>
+          <w:lang w:val="en_US" w:bidi="en_US"/>
+        </w:rPr>
+        <w:t>4:4–5</w:t>
+      </w:r>
       <w:r>
         <w:rPr>
           <w:lang w:val="en_US" w:bidi="en_US"/>
         </w:rPr>
         <w:t xml:space="preserve">, </w:t>
       </w:r>
-      <w:hyperlink r:id="rId25">
-        <w:r>
-          <w:rPr>
-            <w:lang w:val="en_US" w:bidi="en_US"/>
-          </w:rPr>
-          <w:rPr>
-            <w:color w:val="0000EE"/>
-            <w:u w:val="single"/>
-          </w:rPr>
-          <w:t>9</w:t>
-        </w:r>
-      </w:hyperlink>
+      <w:r>
+        <w:rPr>
+          <w:lang w:val="en_US" w:bidi="en_US"/>
+        </w:rPr>
+        <w:t>9</w:t>
+      </w:r>
       <w:r>
         <w:rPr>
           <w:lang w:val="en_US" w:bidi="en_US"/>
         </w:rPr>
         <w:t xml:space="preserve">, </w:t>
       </w:r>
-      <w:hyperlink r:id="rId26">
-        <w:r>
-          <w:rPr>
-            <w:lang w:val="en_US" w:bidi="en_US"/>
-          </w:rPr>
-          <w:rPr>
-            <w:color w:val="0000EE"/>
-            <w:u w:val="single"/>
-          </w:rPr>
-          <w:t>14–15</w:t>
-        </w:r>
-      </w:hyperlink>
+      <w:r>
+        <w:rPr>
+          <w:lang w:val="en_US" w:bidi="en_US"/>
+        </w:rPr>
+        <w:t>14–15</w:t>
+      </w:r>
       <w:r>
         <w:rPr>
           <w:lang w:val="en_US" w:bidi="en_US"/>
         </w:rPr>
         <w:t xml:space="preserve">, </w:t>
       </w:r>
-      <w:hyperlink r:id="rId27">
-        <w:r>
-          <w:rPr>
-            <w:lang w:val="en_US" w:bidi="en_US"/>
-          </w:rPr>
-          <w:rPr>
-            <w:color w:val="0000EE"/>
-            <w:u w:val="single"/>
-          </w:rPr>
-          <w:t>20</w:t>
-        </w:r>
-      </w:hyperlink>
+      <w:r>
+        <w:rPr>
+          <w:lang w:val="en_US" w:bidi="en_US"/>
+        </w:rPr>
+        <w:t>20</w:t>
+      </w:r>
       <w:r>
         <w:rPr>
           <w:lang w:val="en_US" w:bidi="en_US"/>
         </w:rPr>
         <w:t xml:space="preserve">; </w:t>
       </w:r>
-      <w:hyperlink r:id="rId28">
-        <w:r>
-          <w:rPr>
-            <w:lang w:val="en_US" w:bidi="en_US"/>
-          </w:rPr>
-          <w:rPr>
-            <w:color w:val="0000EE"/>
-            <w:u w:val="single"/>
-          </w:rPr>
-          <w:t>6:16</w:t>
-        </w:r>
-      </w:hyperlink>
+      <w:r>
+        <w:rPr>
+          <w:lang w:val="en_US" w:bidi="en_US"/>
+        </w:rPr>
+        <w:t>6:16</w:t>
+      </w:r>
       <w:r>
         <w:rPr>
           <w:lang w:val="en_US" w:bidi="en_US"/>
         </w:rPr>
         <w:t xml:space="preserve">; </w:t>
       </w:r>
-      <w:hyperlink r:id="rId45">
-        <w:r>
-          <w:rPr>
-            <w:lang w:val="en_US" w:bidi="en_US"/>
-          </w:rPr>
-          <w:rPr>
-            <w:color w:val="0000EE"/>
-            <w:u w:val="single"/>
-          </w:rPr>
-          <w:t>9:6–31</w:t>
-        </w:r>
-      </w:hyperlink>
+      <w:r>
+        <w:rPr>
+          <w:lang w:val="en_US" w:bidi="en_US"/>
+        </w:rPr>
+        <w:t>9:6–31</w:t>
+      </w:r>
       <w:r>
         <w:rPr>
           <w:lang w:val="en_US" w:bidi="en_US"/>
         </w:rPr>
         <w:t xml:space="preserve">; </w:t>
       </w:r>
-      <w:hyperlink r:id="rId46">
-        <w:r>
-          <w:rPr>
-            <w:lang w:val="en_US" w:bidi="en_US"/>
-          </w:rPr>
-          <w:rPr>
-            <w:color w:val="0000EE"/>
-            <w:u w:val="single"/>
-          </w:rPr>
-          <w:t>Psalms 4:5</w:t>
-        </w:r>
-      </w:hyperlink>
+      <w:r>
+        <w:rPr>
+          <w:lang w:val="en_US" w:bidi="en_US"/>
+        </w:rPr>
+        <w:t>Psalms 4:5</w:t>
+      </w:r>
       <w:r>
         <w:rPr>
           <w:lang w:val="en_US" w:bidi="en_US"/>
         </w:rPr>
         <w:t xml:space="preserve">; </w:t>
       </w:r>
-      <w:hyperlink r:id="rId47">
-        <w:r>
-          <w:rPr>
-            <w:lang w:val="en_US" w:bidi="en_US"/>
-          </w:rPr>
-          <w:rPr>
-            <w:color w:val="0000EE"/>
-            <w:u w:val="single"/>
-          </w:rPr>
-          <w:t>9:10</w:t>
-        </w:r>
-      </w:hyperlink>
+      <w:r>
+        <w:rPr>
+          <w:lang w:val="en_US" w:bidi="en_US"/>
+        </w:rPr>
+        <w:t>9:10</w:t>
+      </w:r>
       <w:r>
         <w:rPr>
           <w:lang w:val="en_US" w:bidi="en_US"/>
         </w:rPr>
         <w:t xml:space="preserve">; </w:t>
       </w:r>
-      <w:hyperlink r:id="rId48">
-        <w:r>
-          <w:rPr>
-            <w:lang w:val="en_US" w:bidi="en_US"/>
-          </w:rPr>
-          <w:rPr>
-            <w:color w:val="0000EE"/>
-            <w:u w:val="single"/>
-          </w:rPr>
-          <w:t>37:3</w:t>
-        </w:r>
-      </w:hyperlink>
+      <w:r>
+        <w:rPr>
+          <w:lang w:val="en_US" w:bidi="en_US"/>
+        </w:rPr>
+        <w:t>37:3</w:t>
+      </w:r>
       <w:r>
         <w:rPr>
           <w:lang w:val="en_US" w:bidi="en_US"/>
         </w:rPr>
         <w:t xml:space="preserve">; </w:t>
       </w:r>
-      <w:hyperlink r:id="rId49">
-        <w:r>
-          <w:rPr>
-            <w:lang w:val="en_US" w:bidi="en_US"/>
-          </w:rPr>
-          <w:rPr>
-            <w:color w:val="0000EE"/>
-            <w:u w:val="single"/>
-          </w:rPr>
-          <w:t>40:3</w:t>
-        </w:r>
-      </w:hyperlink>
+      <w:r>
+        <w:rPr>
+          <w:lang w:val="en_US" w:bidi="en_US"/>
+        </w:rPr>
+        <w:t>40:3</w:t>
+      </w:r>
       <w:r>
         <w:rPr>
           <w:lang w:val="en_US" w:bidi="en_US"/>
         </w:rPr>
         <w:t xml:space="preserve">; </w:t>
       </w:r>
-      <w:hyperlink r:id="rId50">
-        <w:r>
-          <w:rPr>
-            <w:lang w:val="en_US" w:bidi="en_US"/>
-          </w:rPr>
-          <w:rPr>
-            <w:color w:val="0000EE"/>
-            <w:u w:val="single"/>
-          </w:rPr>
-          <w:t>44:6–7</w:t>
-        </w:r>
-      </w:hyperlink>
+      <w:r>
+        <w:rPr>
+          <w:lang w:val="en_US" w:bidi="en_US"/>
+        </w:rPr>
+        <w:t>44:6–7</w:t>
+      </w:r>
       <w:r>
         <w:rPr>
           <w:lang w:val="en_US" w:bidi="en_US"/>
         </w:rPr>
         <w:t xml:space="preserve">; </w:t>
       </w:r>
-      <w:hyperlink r:id="rId51">
-        <w:r>
-          <w:rPr>
-            <w:lang w:val="en_US" w:bidi="en_US"/>
-          </w:rPr>
-          <w:rPr>
-            <w:color w:val="0000EE"/>
-            <w:u w:val="single"/>
-          </w:rPr>
-          <w:t>56:3–12</w:t>
-        </w:r>
-      </w:hyperlink>
+      <w:r>
+        <w:rPr>
+          <w:lang w:val="en_US" w:bidi="en_US"/>
+        </w:rPr>
+        <w:t>56:3–12</w:t>
+      </w:r>
       <w:r>
         <w:rPr>
           <w:lang w:val="en_US" w:bidi="en_US"/>
         </w:rPr>
         <w:t xml:space="preserve">; </w:t>
       </w:r>
-      <w:hyperlink r:id="rId52">
-        <w:r>
-          <w:rPr>
-            <w:lang w:val="en_US" w:bidi="en_US"/>
-          </w:rPr>
-          <w:rPr>
-            <w:color w:val="0000EE"/>
-            <w:u w:val="single"/>
-          </w:rPr>
-          <w:t>112:1–9</w:t>
-        </w:r>
-      </w:hyperlink>
+      <w:r>
+        <w:rPr>
+          <w:lang w:val="en_US" w:bidi="en_US"/>
+        </w:rPr>
+        <w:t>112:1–9</w:t>
+      </w:r>
       <w:r>
         <w:rPr>
           <w:lang w:val="en_US" w:bidi="en_US"/>
         </w:rPr>
         <w:t xml:space="preserve">; </w:t>
       </w:r>
-      <w:hyperlink r:id="rId53">
-        <w:r>
-          <w:rPr>
-            <w:lang w:val="en_US" w:bidi="en_US"/>
-          </w:rPr>
-          <w:rPr>
-            <w:color w:val="0000EE"/>
-            <w:u w:val="single"/>
-          </w:rPr>
-          <w:t>Proverbs 3:5–12</w:t>
-        </w:r>
-      </w:hyperlink>
+      <w:r>
+        <w:rPr>
+          <w:lang w:val="en_US" w:bidi="en_US"/>
+        </w:rPr>
+        <w:t>Proverbs 3:5–12</w:t>
+      </w:r>
       <w:r>
         <w:rPr>
           <w:lang w:val="en_US" w:bidi="en_US"/>
         </w:rPr>
         <w:t xml:space="preserve">; </w:t>
       </w:r>
-      <w:hyperlink r:id="rId54">
-        <w:r>
-          <w:rPr>
-            <w:lang w:val="en_US" w:bidi="en_US"/>
-          </w:rPr>
-          <w:rPr>
-            <w:color w:val="0000EE"/>
-            <w:u w:val="single"/>
-          </w:rPr>
-          <w:t>16:20</w:t>
-        </w:r>
-      </w:hyperlink>
+      <w:r>
+        <w:rPr>
+          <w:lang w:val="en_US" w:bidi="en_US"/>
+        </w:rPr>
+        <w:t>16:20</w:t>
+      </w:r>
       <w:r>
         <w:rPr>
           <w:lang w:val="en_US" w:bidi="en_US"/>
         </w:rPr>
         <w:t xml:space="preserve">; </w:t>
       </w:r>
-      <w:hyperlink r:id="rId55">
-        <w:r>
-          <w:rPr>
-            <w:lang w:val="en_US" w:bidi="en_US"/>
-          </w:rPr>
-          <w:rPr>
-            <w:color w:val="0000EE"/>
-            <w:u w:val="single"/>
-          </w:rPr>
-          <w:t>28:1</w:t>
-        </w:r>
-      </w:hyperlink>
+      <w:r>
+        <w:rPr>
+          <w:lang w:val="en_US" w:bidi="en_US"/>
+        </w:rPr>
+        <w:t>28:1</w:t>
+      </w:r>
       <w:r>
         <w:rPr>
           <w:lang w:val="en_US" w:bidi="en_US"/>
         </w:rPr>
         <w:t xml:space="preserve">, </w:t>
       </w:r>
-      <w:hyperlink r:id="rId56">
-        <w:r>
-          <w:rPr>
-            <w:lang w:val="en_US" w:bidi="en_US"/>
-          </w:rPr>
-          <w:rPr>
-            <w:color w:val="0000EE"/>
-            <w:u w:val="single"/>
-          </w:rPr>
-          <w:t>25</w:t>
-        </w:r>
-      </w:hyperlink>
+      <w:r>
+        <w:rPr>
+          <w:lang w:val="en_US" w:bidi="en_US"/>
+        </w:rPr>
+        <w:t>25</w:t>
+      </w:r>
       <w:r>
         <w:rPr>
           <w:lang w:val="en_US" w:bidi="en_US"/>
         </w:rPr>
         <w:t xml:space="preserve">; </w:t>
       </w:r>
-      <w:hyperlink r:id="rId57">
-        <w:r>
-          <w:rPr>
-            <w:lang w:val="en_US" w:bidi="en_US"/>
-          </w:rPr>
-          <w:rPr>
-            <w:color w:val="0000EE"/>
-            <w:u w:val="single"/>
-          </w:rPr>
-          <w:t>Isaiah 26:3</w:t>
-        </w:r>
-      </w:hyperlink>
+      <w:r>
+        <w:rPr>
+          <w:lang w:val="en_US" w:bidi="en_US"/>
+        </w:rPr>
+        <w:t>Isaiah 26:3</w:t>
+      </w:r>
       <w:r>
         <w:rPr>
           <w:lang w:val="en_US" w:bidi="en_US"/>
         </w:rPr>
         <w:t xml:space="preserve">; </w:t>
       </w:r>
-      <w:hyperlink r:id="rId37">
-        <w:r>
-          <w:rPr>
-            <w:lang w:val="en_US" w:bidi="en_US"/>
-          </w:rPr>
-          <w:rPr>
-            <w:color w:val="0000EE"/>
-            <w:u w:val="single"/>
-          </w:rPr>
-          <w:t>Hebrews 11:8–10</w:t>
-        </w:r>
-      </w:hyperlink>
+      <w:r>
+        <w:rPr>
+          <w:lang w:val="en_US" w:bidi="en_US"/>
+        </w:rPr>
+        <w:t>Hebrews 11:8–10</w:t>
+      </w:r>
       <w:r>
         <w:rPr>
           <w:lang w:val="en_US" w:bidi="en_US"/>
         </w:rPr>
         <w:t xml:space="preserve">, </w:t>
       </w:r>
-      <w:hyperlink r:id="rId39">
-        <w:r>
-          <w:rPr>
-            <w:lang w:val="en_US" w:bidi="en_US"/>
-          </w:rPr>
-          <w:rPr>
-            <w:color w:val="0000EE"/>
-            <w:u w:val="single"/>
-          </w:rPr>
-          <w:t>31</w:t>
-        </w:r>
-      </w:hyperlink>
+      <w:r>
+        <w:rPr>
+          <w:lang w:val="en_US" w:bidi="en_US"/>
+        </w:rPr>
+        <w:t>31</w:t>
+      </w:r>
       <w:r>
         <w:rPr>
           <w:lang w:val="en_US" w:bidi="en_US"/>
         </w:rPr>
         <w:t xml:space="preserve">; </w:t>
       </w:r>
-      <w:hyperlink r:id="rId58">
-        <w:r>
-          <w:rPr>
-            <w:lang w:val="en_US" w:bidi="en_US"/>
-          </w:rPr>
-          <w:rPr>
-            <w:color w:val="0000EE"/>
-            <w:u w:val="single"/>
-          </w:rPr>
-          <w:t>1 John 4:17</w:t>
-        </w:r>
-      </w:hyperlink>
+      <w:r>
+        <w:rPr>
+          <w:lang w:val="en_US" w:bidi="en_US"/>
+        </w:rPr>
+        <w:t>1 John 4:17</w:t>
+      </w:r>
       <w:r>
         <w:rPr>
           <w:lang w:val="en_US" w:bidi="en_US"/>
@@ -1656,54 +1290,36 @@
         </w:rPr>
         <w:t>The New Testament emphasizes the importance of the Christian community. Cultures that focus on individuals can miss this emphasis. Although God converts and spiritually rebirths Christians as individuals, he does not want them to remain isolated (</w:t>
       </w:r>
-      <w:hyperlink r:id="rId59">
-        <w:r>
-          <w:rPr>
-            <w:lang w:val="en_US" w:bidi="en_US"/>
-          </w:rPr>
-          <w:rPr>
-            <w:color w:val="0000EE"/>
-            <w:u w:val="single"/>
-          </w:rPr>
-          <w:t>John 3:3</w:t>
-        </w:r>
-      </w:hyperlink>
+      <w:r>
+        <w:rPr>
+          <w:lang w:val="en_US" w:bidi="en_US"/>
+        </w:rPr>
+        <w:t>John 3:3</w:t>
+      </w:r>
       <w:r>
         <w:rPr>
           <w:lang w:val="en_US" w:bidi="en_US"/>
         </w:rPr>
         <w:t xml:space="preserve">; </w:t>
       </w:r>
-      <w:hyperlink r:id="rId60">
-        <w:r>
-          <w:rPr>
-            <w:lang w:val="en_US" w:bidi="en_US"/>
-          </w:rPr>
-          <w:rPr>
-            <w:color w:val="0000EE"/>
-            <w:u w:val="single"/>
-          </w:rPr>
-          <w:t>1 Peter 1:23</w:t>
-        </w:r>
-      </w:hyperlink>
+      <w:r>
+        <w:rPr>
+          <w:lang w:val="en_US" w:bidi="en_US"/>
+        </w:rPr>
+        <w:t>1 Peter 1:23</w:t>
+      </w:r>
       <w:r>
         <w:rPr>
           <w:lang w:val="en_US" w:bidi="en_US"/>
         </w:rPr>
         <w:t>). God intends to unite us as "living stones" in his "spiritual house" (</w:t>
       </w:r>
-      <w:hyperlink r:id="rId61">
-        <w:r>
-          <w:rPr>
-            <w:lang w:val="en_US" w:bidi="en_US"/>
-          </w:rPr>
-          <w:rPr>
-            <w:color w:val="0000EE"/>
-            <w:u w:val="single"/>
-          </w:rPr>
-          <w:t>1 Peter 2:5</w:t>
-        </w:r>
-      </w:hyperlink>
+      <w:r>
+        <w:rPr>
+          <w:lang w:val="en_US" w:bidi="en_US"/>
+        </w:rPr>
+        <w:t>1 Peter 2:5</w:t>
+      </w:r>
       <w:r>
         <w:rPr>
           <w:lang w:val="en_US" w:bidi="en_US"/>
@@ -1724,36 +1340,24 @@
         </w:rPr>
         <w:t xml:space="preserve">God promised to rebuild his temple (see </w:t>
       </w:r>
-      <w:hyperlink r:id="rId62">
-        <w:r>
-          <w:rPr>
-            <w:lang w:val="en_US" w:bidi="en_US"/>
-          </w:rPr>
-          <w:rPr>
-            <w:color w:val="0000EE"/>
-            <w:u w:val="single"/>
-          </w:rPr>
-          <w:t>Ezekiel 40–48</w:t>
-        </w:r>
-      </w:hyperlink>
+      <w:r>
+        <w:rPr>
+          <w:lang w:val="en_US" w:bidi="en_US"/>
+        </w:rPr>
+        <w:t>Ezekiel 40–48</w:t>
+      </w:r>
       <w:r>
         <w:rPr>
           <w:lang w:val="en_US" w:bidi="en_US"/>
         </w:rPr>
         <w:t xml:space="preserve">). He fulfills this promise as he lives among his people (see </w:t>
       </w:r>
-      <w:hyperlink r:id="rId63">
-        <w:r>
-          <w:rPr>
-            <w:lang w:val="en_US" w:bidi="en_US"/>
-          </w:rPr>
-          <w:rPr>
-            <w:color w:val="0000EE"/>
-            <w:u w:val="single"/>
-          </w:rPr>
-          <w:t>John 1:14</w:t>
-        </w:r>
-      </w:hyperlink>
+      <w:r>
+        <w:rPr>
+          <w:lang w:val="en_US" w:bidi="en_US"/>
+        </w:rPr>
+        <w:t>John 1:14</w:t>
+      </w:r>
       <w:r>
         <w:rPr>
           <w:lang w:val="en_US" w:bidi="en_US"/>
@@ -1768,72 +1372,48 @@
           <w:lang w:val="en_US" w:bidi="en_US"/>
         </w:rPr>
       </w:r>
-      <w:hyperlink r:id="rId64">
-        <w:r>
-          <w:rPr>
-            <w:lang w:val="en_US" w:bidi="en_US"/>
-          </w:rPr>
-          <w:rPr>
-            <w:color w:val="0000EE"/>
-            <w:u w:val="single"/>
-          </w:rPr>
-          <w:t>1 Peter 2:9</w:t>
-        </w:r>
-      </w:hyperlink>
+      <w:r>
+        <w:rPr>
+          <w:lang w:val="en_US" w:bidi="en_US"/>
+        </w:rPr>
+        <w:t>1 Peter 2:9</w:t>
+      </w:r>
       <w:r>
         <w:rPr>
           <w:lang w:val="en_US" w:bidi="en_US"/>
         </w:rPr>
         <w:t xml:space="preserve"> teaches that the church now has the same special role that God once gave to Israel. The church is a “chosen people” (see </w:t>
       </w:r>
-      <w:hyperlink r:id="rId65">
-        <w:r>
-          <w:rPr>
-            <w:lang w:val="en_US" w:bidi="en_US"/>
-          </w:rPr>
-          <w:rPr>
-            <w:color w:val="0000EE"/>
-            <w:u w:val="single"/>
-          </w:rPr>
-          <w:t>Deuteronomy 7:6</w:t>
-        </w:r>
-      </w:hyperlink>
+      <w:r>
+        <w:rPr>
+          <w:lang w:val="en_US" w:bidi="en_US"/>
+        </w:rPr>
+        <w:t>Deuteronomy 7:6</w:t>
+      </w:r>
       <w:r>
         <w:rPr>
           <w:lang w:val="en_US" w:bidi="en_US"/>
         </w:rPr>
         <w:t xml:space="preserve">). It is “a royal priesthood,” “a holy nation” (see </w:t>
       </w:r>
-      <w:hyperlink r:id="rId66">
-        <w:r>
-          <w:rPr>
-            <w:lang w:val="en_US" w:bidi="en_US"/>
-          </w:rPr>
-          <w:rPr>
-            <w:color w:val="0000EE"/>
-            <w:u w:val="single"/>
-          </w:rPr>
-          <w:t>Exodus 19:6</w:t>
-        </w:r>
-      </w:hyperlink>
+      <w:r>
+        <w:rPr>
+          <w:lang w:val="en_US" w:bidi="en_US"/>
+        </w:rPr>
+        <w:t>Exodus 19:6</w:t>
+      </w:r>
       <w:r>
         <w:rPr>
           <w:lang w:val="en_US" w:bidi="en_US"/>
         </w:rPr>
         <w:t xml:space="preserve">). It is "God’s own possession” (see </w:t>
       </w:r>
-      <w:hyperlink r:id="rId67">
-        <w:r>
-          <w:rPr>
-            <w:lang w:val="en_US" w:bidi="en_US"/>
-          </w:rPr>
-          <w:rPr>
-            <w:color w:val="0000EE"/>
-            <w:u w:val="single"/>
-          </w:rPr>
-          <w:t>Exodus 19:5</w:t>
-        </w:r>
-      </w:hyperlink>
+      <w:r>
+        <w:rPr>
+          <w:lang w:val="en_US" w:bidi="en_US"/>
+        </w:rPr>
+        <w:t>Exodus 19:5</w:t>
+      </w:r>
       <w:r>
         <w:rPr>
           <w:lang w:val="en_US" w:bidi="en_US"/>
@@ -1866,18 +1446,12 @@
         </w:rPr>
         <w:t>” (</w:t>
       </w:r>
-      <w:hyperlink r:id="rId64">
-        <w:r>
-          <w:rPr>
-            <w:lang w:val="en_US" w:bidi="en_US"/>
-          </w:rPr>
-          <w:rPr>
-            <w:color w:val="0000EE"/>
-            <w:u w:val="single"/>
-          </w:rPr>
-          <w:t>1 Peter 2:9</w:t>
-        </w:r>
-      </w:hyperlink>
+      <w:r>
+        <w:rPr>
+          <w:lang w:val="en_US" w:bidi="en_US"/>
+        </w:rPr>
+        <w:t>1 Peter 2:9</w:t>
+      </w:r>
       <w:r>
         <w:rPr>
           <w:lang w:val="en_US" w:bidi="en_US"/>
@@ -1907,252 +1481,168 @@
           <w:lang w:val="en_US" w:bidi="en_US"/>
         </w:rPr>
       </w:r>
-      <w:hyperlink r:id="rId68">
-        <w:r>
-          <w:rPr>
-            <w:lang w:val="en_US" w:bidi="en_US"/>
-          </w:rPr>
-          <w:rPr>
-            <w:color w:val="0000EE"/>
-            <w:u w:val="single"/>
-          </w:rPr>
-          <w:t>Genesis 12:3</w:t>
-        </w:r>
-      </w:hyperlink>
+      <w:r>
+        <w:rPr>
+          <w:lang w:val="en_US" w:bidi="en_US"/>
+        </w:rPr>
+        <w:t>Genesis 12:3</w:t>
+      </w:r>
       <w:r>
         <w:rPr>
           <w:lang w:val="en_US" w:bidi="en_US"/>
         </w:rPr>
         <w:t xml:space="preserve">; </w:t>
       </w:r>
-      <w:hyperlink r:id="rId69">
-        <w:r>
-          <w:rPr>
-            <w:lang w:val="en_US" w:bidi="en_US"/>
-          </w:rPr>
-          <w:rPr>
-            <w:color w:val="0000EE"/>
-            <w:u w:val="single"/>
-          </w:rPr>
-          <w:t>Exodus 19:4–6</w:t>
-        </w:r>
-      </w:hyperlink>
+      <w:r>
+        <w:rPr>
+          <w:lang w:val="en_US" w:bidi="en_US"/>
+        </w:rPr>
+        <w:t>Exodus 19:4–6</w:t>
+      </w:r>
       <w:r>
         <w:rPr>
           <w:lang w:val="en_US" w:bidi="en_US"/>
         </w:rPr>
         <w:t xml:space="preserve">; </w:t>
       </w:r>
-      <w:hyperlink r:id="rId65">
-        <w:r>
-          <w:rPr>
-            <w:lang w:val="en_US" w:bidi="en_US"/>
-          </w:rPr>
-          <w:rPr>
-            <w:color w:val="0000EE"/>
-            <w:u w:val="single"/>
-          </w:rPr>
-          <w:t>Deuteronomy 7:6</w:t>
-        </w:r>
-      </w:hyperlink>
+      <w:r>
+        <w:rPr>
+          <w:lang w:val="en_US" w:bidi="en_US"/>
+        </w:rPr>
+        <w:t>Deuteronomy 7:6</w:t>
+      </w:r>
       <w:r>
         <w:rPr>
           <w:lang w:val="en_US" w:bidi="en_US"/>
         </w:rPr>
         <w:t xml:space="preserve">; </w:t>
       </w:r>
-      <w:hyperlink r:id="rId70">
-        <w:r>
-          <w:rPr>
-            <w:lang w:val="en_US" w:bidi="en_US"/>
-          </w:rPr>
-          <w:rPr>
-            <w:color w:val="0000EE"/>
-            <w:u w:val="single"/>
-          </w:rPr>
-          <w:t>2 Chronicles 5:13–14</w:t>
-        </w:r>
-      </w:hyperlink>
+      <w:r>
+        <w:rPr>
+          <w:lang w:val="en_US" w:bidi="en_US"/>
+        </w:rPr>
+        <w:t>2 Chronicles 5:13–14</w:t>
+      </w:r>
       <w:r>
         <w:rPr>
           <w:lang w:val="en_US" w:bidi="en_US"/>
         </w:rPr>
         <w:t xml:space="preserve">; </w:t>
       </w:r>
-      <w:hyperlink r:id="rId71">
-        <w:r>
-          <w:rPr>
-            <w:lang w:val="en_US" w:bidi="en_US"/>
-          </w:rPr>
-          <w:rPr>
-            <w:color w:val="0000EE"/>
-            <w:u w:val="single"/>
-          </w:rPr>
-          <w:t>Isaiah 11:1–16</w:t>
-        </w:r>
-      </w:hyperlink>
+      <w:r>
+        <w:rPr>
+          <w:lang w:val="en_US" w:bidi="en_US"/>
+        </w:rPr>
+        <w:t>Isaiah 11:1–16</w:t>
+      </w:r>
       <w:r>
         <w:rPr>
           <w:lang w:val="en_US" w:bidi="en_US"/>
         </w:rPr>
         <w:t xml:space="preserve">; </w:t>
       </w:r>
-      <w:hyperlink r:id="rId63">
-        <w:r>
-          <w:rPr>
-            <w:lang w:val="en_US" w:bidi="en_US"/>
-          </w:rPr>
-          <w:rPr>
-            <w:color w:val="0000EE"/>
-            <w:u w:val="single"/>
-          </w:rPr>
-          <w:t>John 1:14</w:t>
-        </w:r>
-      </w:hyperlink>
+      <w:r>
+        <w:rPr>
+          <w:lang w:val="en_US" w:bidi="en_US"/>
+        </w:rPr>
+        <w:t>John 1:14</w:t>
+      </w:r>
       <w:r>
         <w:rPr>
           <w:lang w:val="en_US" w:bidi="en_US"/>
         </w:rPr>
         <w:t xml:space="preserve">; </w:t>
       </w:r>
-      <w:hyperlink r:id="rId72">
-        <w:r>
-          <w:rPr>
-            <w:lang w:val="en_US" w:bidi="en_US"/>
-          </w:rPr>
-          <w:rPr>
-            <w:color w:val="0000EE"/>
-            <w:u w:val="single"/>
-          </w:rPr>
-          <w:t>1 Corinthians 3:9–17</w:t>
-        </w:r>
-      </w:hyperlink>
+      <w:r>
+        <w:rPr>
+          <w:lang w:val="en_US" w:bidi="en_US"/>
+        </w:rPr>
+        <w:t>1 Corinthians 3:9–17</w:t>
+      </w:r>
       <w:r>
         <w:rPr>
           <w:lang w:val="en_US" w:bidi="en_US"/>
         </w:rPr>
         <w:t xml:space="preserve">; </w:t>
       </w:r>
-      <w:hyperlink r:id="rId73">
-        <w:r>
-          <w:rPr>
-            <w:lang w:val="en_US" w:bidi="en_US"/>
-          </w:rPr>
-          <w:rPr>
-            <w:color w:val="0000EE"/>
-            <w:u w:val="single"/>
-          </w:rPr>
-          <w:t>6:19</w:t>
-        </w:r>
-      </w:hyperlink>
+      <w:r>
+        <w:rPr>
+          <w:lang w:val="en_US" w:bidi="en_US"/>
+        </w:rPr>
+        <w:t>6:19</w:t>
+      </w:r>
       <w:r>
         <w:rPr>
           <w:lang w:val="en_US" w:bidi="en_US"/>
         </w:rPr>
         <w:t xml:space="preserve">; </w:t>
       </w:r>
-      <w:hyperlink r:id="rId74">
-        <w:r>
-          <w:rPr>
-            <w:lang w:val="en_US" w:bidi="en_US"/>
-          </w:rPr>
-          <w:rPr>
-            <w:color w:val="0000EE"/>
-            <w:u w:val="single"/>
-          </w:rPr>
-          <w:t>2 Corinthians 6:16–18</w:t>
-        </w:r>
-      </w:hyperlink>
+      <w:r>
+        <w:rPr>
+          <w:lang w:val="en_US" w:bidi="en_US"/>
+        </w:rPr>
+        <w:t>2 Corinthians 6:16–18</w:t>
+      </w:r>
       <w:r>
         <w:rPr>
           <w:lang w:val="en_US" w:bidi="en_US"/>
         </w:rPr>
         <w:t xml:space="preserve">; </w:t>
       </w:r>
-      <w:hyperlink r:id="rId75">
-        <w:r>
-          <w:rPr>
-            <w:lang w:val="en_US" w:bidi="en_US"/>
-          </w:rPr>
-          <w:rPr>
-            <w:color w:val="0000EE"/>
-            <w:u w:val="single"/>
-          </w:rPr>
-          <w:t>Ephesians 2:19–22</w:t>
-        </w:r>
-      </w:hyperlink>
+      <w:r>
+        <w:rPr>
+          <w:lang w:val="en_US" w:bidi="en_US"/>
+        </w:rPr>
+        <w:t>Ephesians 2:19–22</w:t>
+      </w:r>
       <w:r>
         <w:rPr>
           <w:lang w:val="en_US" w:bidi="en_US"/>
         </w:rPr>
         <w:t xml:space="preserve">; </w:t>
       </w:r>
-      <w:hyperlink r:id="rId76">
-        <w:r>
-          <w:rPr>
-            <w:lang w:val="en_US" w:bidi="en_US"/>
-          </w:rPr>
-          <w:rPr>
-            <w:color w:val="0000EE"/>
-            <w:u w:val="single"/>
-          </w:rPr>
-          <w:t>1 Peter 2:4–10</w:t>
-        </w:r>
-      </w:hyperlink>
+      <w:r>
+        <w:rPr>
+          <w:lang w:val="en_US" w:bidi="en_US"/>
+        </w:rPr>
+        <w:t>1 Peter 2:4–10</w:t>
+      </w:r>
       <w:r>
         <w:rPr>
           <w:lang w:val="en_US" w:bidi="en_US"/>
         </w:rPr>
         <w:t xml:space="preserve">; </w:t>
       </w:r>
-      <w:hyperlink r:id="rId77">
-        <w:r>
-          <w:rPr>
-            <w:lang w:val="en_US" w:bidi="en_US"/>
-          </w:rPr>
-          <w:rPr>
-            <w:color w:val="0000EE"/>
-            <w:u w:val="single"/>
-          </w:rPr>
-          <w:t>Revelation 3:12</w:t>
-        </w:r>
-      </w:hyperlink>
+      <w:r>
+        <w:rPr>
+          <w:lang w:val="en_US" w:bidi="en_US"/>
+        </w:rPr>
+        <w:t>Revelation 3:12</w:t>
+      </w:r>
       <w:r>
         <w:rPr>
           <w:lang w:val="en_US" w:bidi="en_US"/>
         </w:rPr>
         <w:t xml:space="preserve">; </w:t>
       </w:r>
-      <w:hyperlink r:id="rId78">
-        <w:r>
-          <w:rPr>
-            <w:lang w:val="en_US" w:bidi="en_US"/>
-          </w:rPr>
-          <w:rPr>
-            <w:color w:val="0000EE"/>
-            <w:u w:val="single"/>
-          </w:rPr>
-          <w:t>21:1–3</w:t>
-        </w:r>
-      </w:hyperlink>
+      <w:r>
+        <w:rPr>
+          <w:lang w:val="en_US" w:bidi="en_US"/>
+        </w:rPr>
+        <w:t>21:1–3</w:t>
+      </w:r>
       <w:r>
         <w:rPr>
           <w:lang w:val="en_US" w:bidi="en_US"/>
         </w:rPr>
         <w:t xml:space="preserve">, </w:t>
       </w:r>
-      <w:hyperlink r:id="rId79">
-        <w:r>
-          <w:rPr>
-            <w:lang w:val="en_US" w:bidi="en_US"/>
-          </w:rPr>
-          <w:rPr>
-            <w:color w:val="0000EE"/>
-            <w:u w:val="single"/>
-          </w:rPr>
-          <w:t>22</w:t>
-        </w:r>
-      </w:hyperlink>
+      <w:r>
+        <w:rPr>
+          <w:lang w:val="en_US" w:bidi="en_US"/>
+        </w:rPr>
+        <w:t>22</w:t>
+      </w:r>
       <w:r>
         <w:rPr>
           <w:lang w:val="en_US" w:bidi="en_US"/>
@@ -2227,36 +1717,24 @@
         </w:rPr>
         <w:t>” (</w:t>
       </w:r>
-      <w:hyperlink r:id="rId80">
-        <w:r>
-          <w:rPr>
-            <w:lang w:val="en_US" w:bidi="en_US"/>
-          </w:rPr>
-          <w:rPr>
-            <w:color w:val="0000EE"/>
-            <w:u w:val="single"/>
-          </w:rPr>
-          <w:t>Exodus 6:7</w:t>
-        </w:r>
-      </w:hyperlink>
+      <w:r>
+        <w:rPr>
+          <w:lang w:val="en_US" w:bidi="en_US"/>
+        </w:rPr>
+        <w:t>Exodus 6:7</w:t>
+      </w:r>
       <w:r>
         <w:rPr>
           <w:lang w:val="en_US" w:bidi="en_US"/>
         </w:rPr>
         <w:t xml:space="preserve">; see </w:t>
       </w:r>
-      <w:hyperlink r:id="rId81">
-        <w:r>
-          <w:rPr>
-            <w:lang w:val="en_US" w:bidi="en_US"/>
-          </w:rPr>
-          <w:rPr>
-            <w:color w:val="0000EE"/>
-            <w:u w:val="single"/>
-          </w:rPr>
-          <w:t>Jeremiah 31:33</w:t>
-        </w:r>
-      </w:hyperlink>
+      <w:r>
+        <w:rPr>
+          <w:lang w:val="en_US" w:bidi="en_US"/>
+        </w:rPr>
+        <w:t>Jeremiah 31:33</w:t>
+      </w:r>
       <w:r>
         <w:rPr>
           <w:lang w:val="en_US" w:bidi="en_US"/>
@@ -2277,54 +1755,36 @@
         </w:rPr>
         <w:t>The new covenant is the agreement God made with people through Jesus Christ. The new covenant would differ from the old in a key way. The new covenant would no longer be external to the worshipers but would be written on their hearts (</w:t>
       </w:r>
-      <w:hyperlink r:id="rId81">
-        <w:r>
-          <w:rPr>
-            <w:lang w:val="en_US" w:bidi="en_US"/>
-          </w:rPr>
-          <w:rPr>
-            <w:color w:val="0000EE"/>
-            <w:u w:val="single"/>
-          </w:rPr>
-          <w:t>Jeremiah 31:33</w:t>
-        </w:r>
-      </w:hyperlink>
+      <w:r>
+        <w:rPr>
+          <w:lang w:val="en_US" w:bidi="en_US"/>
+        </w:rPr>
+        <w:t>Jeremiah 31:33</w:t>
+      </w:r>
       <w:r>
         <w:rPr>
           <w:lang w:val="en_US" w:bidi="en_US"/>
         </w:rPr>
         <w:t>). The old covenant's major weakness was its lack of power to help people obey its commands (</w:t>
       </w:r>
-      <w:hyperlink r:id="rId82">
-        <w:r>
-          <w:rPr>
-            <w:lang w:val="en_US" w:bidi="en_US"/>
-          </w:rPr>
-          <w:rPr>
-            <w:color w:val="0000EE"/>
-            <w:u w:val="single"/>
-          </w:rPr>
-          <w:t>Romans 8:3</w:t>
-        </w:r>
-      </w:hyperlink>
+      <w:r>
+        <w:rPr>
+          <w:lang w:val="en_US" w:bidi="en_US"/>
+        </w:rPr>
+        <w:t>Romans 8:3</w:t>
+      </w:r>
       <w:r>
         <w:rPr>
           <w:lang w:val="en_US" w:bidi="en_US"/>
         </w:rPr>
         <w:t>). The new covenant would be placed inside people's hearts and minds through the power of the Holy Spirit (</w:t>
       </w:r>
-      <w:hyperlink r:id="rId83">
-        <w:r>
-          <w:rPr>
-            <w:lang w:val="en_US" w:bidi="en_US"/>
-          </w:rPr>
-          <w:rPr>
-            <w:color w:val="0000EE"/>
-            <w:u w:val="single"/>
-          </w:rPr>
-          <w:t>Ezekiel 36:24–27</w:t>
-        </w:r>
-      </w:hyperlink>
+      <w:r>
+        <w:rPr>
+          <w:lang w:val="en_US" w:bidi="en_US"/>
+        </w:rPr>
+        <w:t>Ezekiel 36:24–27</w:t>
+      </w:r>
       <w:r>
         <w:rPr>
           <w:lang w:val="en_US" w:bidi="en_US"/>
@@ -2345,18 +1805,12 @@
         </w:rPr>
         <w:t>Because of this, it would become possible for people everywhere (not just a few chosen ones) to fulfill God's covenant plan for life. This plan is summarized in the two "Great Commandments" (</w:t>
       </w:r>
-      <w:hyperlink r:id="rId84">
-        <w:r>
-          <w:rPr>
-            <w:lang w:val="en_US" w:bidi="en_US"/>
-          </w:rPr>
-          <w:rPr>
-            <w:color w:val="0000EE"/>
-            <w:u w:val="single"/>
-          </w:rPr>
-          <w:t>Matthew 22:35–40</w:t>
-        </w:r>
-      </w:hyperlink>
+      <w:r>
+        <w:rPr>
+          <w:lang w:val="en_US" w:bidi="en_US"/>
+        </w:rPr>
+        <w:t>Matthew 22:35–40</w:t>
+      </w:r>
       <w:r>
         <w:rPr>
           <w:lang w:val="en_US" w:bidi="en_US"/>
@@ -2397,18 +1851,12 @@
         </w:rPr>
         <w:t>" (</w:t>
       </w:r>
-      <w:hyperlink r:id="rId85">
-        <w:r>
-          <w:rPr>
-            <w:lang w:val="en_US" w:bidi="en_US"/>
-          </w:rPr>
-          <w:rPr>
-            <w:color w:val="0000EE"/>
-            <w:u w:val="single"/>
-          </w:rPr>
-          <w:t>Deuteronomy 6:5</w:t>
-        </w:r>
-      </w:hyperlink>
+      <w:r>
+        <w:rPr>
+          <w:lang w:val="en_US" w:bidi="en_US"/>
+        </w:rPr>
+        <w:t>Deuteronomy 6:5</w:t>
+      </w:r>
       <w:r>
         <w:rPr>
           <w:lang w:val="en_US" w:bidi="en_US"/>
@@ -2433,18 +1881,12 @@
         </w:rPr>
         <w:t>"Love your neighbor as yourself" (</w:t>
       </w:r>
-      <w:hyperlink r:id="rId86">
-        <w:r>
-          <w:rPr>
-            <w:lang w:val="en_US" w:bidi="en_US"/>
-          </w:rPr>
-          <w:rPr>
-            <w:color w:val="0000EE"/>
-            <w:u w:val="single"/>
-          </w:rPr>
-          <w:t>Leviticus 19:18</w:t>
-        </w:r>
-      </w:hyperlink>
+      <w:r>
+        <w:rPr>
+          <w:lang w:val="en_US" w:bidi="en_US"/>
+        </w:rPr>
+        <w:t>Leviticus 19:18</w:t>
+      </w:r>
       <w:r>
         <w:rPr>
           <w:lang w:val="en_US" w:bidi="en_US"/>
@@ -2465,36 +1907,24 @@
         </w:rPr>
         <w:t>The new covenant would achieve what the old one intended but could not achieve. It would create new individuals and a new community. The goal is a deep transformation of sinners, starting with forgiveness of sins and leading to holiness shown by good works (</w:t>
       </w:r>
-      <w:hyperlink r:id="rId87">
-        <w:r>
-          <w:rPr>
-            <w:lang w:val="en_US" w:bidi="en_US"/>
-          </w:rPr>
-          <w:rPr>
-            <w:color w:val="0000EE"/>
-            <w:u w:val="single"/>
-          </w:rPr>
-          <w:t>Ephesians 1:4</w:t>
-        </w:r>
-      </w:hyperlink>
+      <w:r>
+        <w:rPr>
+          <w:lang w:val="en_US" w:bidi="en_US"/>
+        </w:rPr>
+        <w:t>Ephesians 1:4</w:t>
+      </w:r>
       <w:r>
         <w:rPr>
           <w:lang w:val="en_US" w:bidi="en_US"/>
         </w:rPr>
         <w:t xml:space="preserve">; </w:t>
       </w:r>
-      <w:hyperlink r:id="rId88">
-        <w:r>
-          <w:rPr>
-            <w:lang w:val="en_US" w:bidi="en_US"/>
-          </w:rPr>
-          <w:rPr>
-            <w:color w:val="0000EE"/>
-            <w:u w:val="single"/>
-          </w:rPr>
-          <w:t>2:8–10</w:t>
-        </w:r>
-      </w:hyperlink>
+      <w:r>
+        <w:rPr>
+          <w:lang w:val="en_US" w:bidi="en_US"/>
+        </w:rPr>
+        <w:t>2:8–10</w:t>
+      </w:r>
       <w:r>
         <w:rPr>
           <w:lang w:val="en_US" w:bidi="en_US"/>
@@ -2509,126 +1939,84 @@
           <w:lang w:val="en_US" w:bidi="en_US"/>
         </w:rPr>
       </w:r>
-      <w:hyperlink r:id="rId89">
-        <w:r>
-          <w:rPr>
-            <w:lang w:val="en_US" w:bidi="en_US"/>
-          </w:rPr>
-          <w:rPr>
-            <w:color w:val="0000EE"/>
-            <w:u w:val="single"/>
-          </w:rPr>
-          <w:t>Jeremiah 30–33</w:t>
-        </w:r>
-      </w:hyperlink>
+      <w:r>
+        <w:rPr>
+          <w:lang w:val="en_US" w:bidi="en_US"/>
+        </w:rPr>
+        <w:t>Jeremiah 30–33</w:t>
+      </w:r>
       <w:r>
         <w:rPr>
           <w:lang w:val="en_US" w:bidi="en_US"/>
         </w:rPr>
         <w:t xml:space="preserve"> emphasizes a hopeful future for Israel. The key moment is when the Lord God promises a new covenant with his people (</w:t>
       </w:r>
-      <w:hyperlink r:id="rId90">
-        <w:r>
-          <w:rPr>
-            <w:lang w:val="en_US" w:bidi="en_US"/>
-          </w:rPr>
-          <w:rPr>
-            <w:color w:val="0000EE"/>
-            <w:u w:val="single"/>
-          </w:rPr>
-          <w:t>31:31–34</w:t>
-        </w:r>
-      </w:hyperlink>
+      <w:r>
+        <w:rPr>
+          <w:lang w:val="en_US" w:bidi="en_US"/>
+        </w:rPr>
+        <w:t>31:31–34</w:t>
+      </w:r>
       <w:r>
         <w:rPr>
           <w:lang w:val="en_US" w:bidi="en_US"/>
         </w:rPr>
         <w:t>). This passage points to Jesus of Nazareth, whose death would confirm this new covenant. Jesus connected the new covenant to himself during the communion ceremony (</w:t>
       </w:r>
-      <w:hyperlink r:id="rId91">
-        <w:r>
-          <w:rPr>
-            <w:lang w:val="en_US" w:bidi="en_US"/>
-          </w:rPr>
-          <w:rPr>
-            <w:color w:val="0000EE"/>
-            <w:u w:val="single"/>
-          </w:rPr>
-          <w:t>Matthew 26:28</w:t>
-        </w:r>
-      </w:hyperlink>
+      <w:r>
+        <w:rPr>
+          <w:lang w:val="en_US" w:bidi="en_US"/>
+        </w:rPr>
+        <w:t>Matthew 26:28</w:t>
+      </w:r>
       <w:r>
         <w:rPr>
           <w:lang w:val="en_US" w:bidi="en_US"/>
         </w:rPr>
         <w:t xml:space="preserve">; </w:t>
       </w:r>
-      <w:hyperlink r:id="rId92">
-        <w:r>
-          <w:rPr>
-            <w:lang w:val="en_US" w:bidi="en_US"/>
-          </w:rPr>
-          <w:rPr>
-            <w:color w:val="0000EE"/>
-            <w:u w:val="single"/>
-          </w:rPr>
-          <w:t>Mark 14:24</w:t>
-        </w:r>
-      </w:hyperlink>
+      <w:r>
+        <w:rPr>
+          <w:lang w:val="en_US" w:bidi="en_US"/>
+        </w:rPr>
+        <w:t>Mark 14:24</w:t>
+      </w:r>
       <w:r>
         <w:rPr>
           <w:lang w:val="en_US" w:bidi="en_US"/>
         </w:rPr>
         <w:t xml:space="preserve">; </w:t>
       </w:r>
-      <w:hyperlink r:id="rId93">
-        <w:r>
-          <w:rPr>
-            <w:lang w:val="en_US" w:bidi="en_US"/>
-          </w:rPr>
-          <w:rPr>
-            <w:color w:val="0000EE"/>
-            <w:u w:val="single"/>
-          </w:rPr>
-          <w:t>Luke 22:20</w:t>
-        </w:r>
-      </w:hyperlink>
+      <w:r>
+        <w:rPr>
+          <w:lang w:val="en_US" w:bidi="en_US"/>
+        </w:rPr>
+        <w:t>Luke 22:20</w:t>
+      </w:r>
       <w:r>
         <w:rPr>
           <w:lang w:val="en_US" w:bidi="en_US"/>
         </w:rPr>
         <w:t xml:space="preserve">; see also </w:t>
       </w:r>
-      <w:hyperlink r:id="rId94">
-        <w:r>
-          <w:rPr>
-            <w:lang w:val="en_US" w:bidi="en_US"/>
-          </w:rPr>
-          <w:rPr>
-            <w:color w:val="0000EE"/>
-            <w:u w:val="single"/>
-          </w:rPr>
-          <w:t>1 Corinthians 11:25</w:t>
-        </w:r>
-      </w:hyperlink>
+      <w:r>
+        <w:rPr>
+          <w:lang w:val="en_US" w:bidi="en_US"/>
+        </w:rPr>
+        <w:t>1 Corinthians 11:25</w:t>
+      </w:r>
       <w:r>
         <w:rPr>
           <w:lang w:val="en_US" w:bidi="en_US"/>
         </w:rPr>
         <w:t xml:space="preserve">; </w:t>
       </w:r>
-      <w:hyperlink r:id="rId95">
-        <w:r>
-          <w:rPr>
-            <w:lang w:val="en_US" w:bidi="en_US"/>
-          </w:rPr>
-          <w:rPr>
-            <w:color w:val="0000EE"/>
-            <w:u w:val="single"/>
-          </w:rPr>
-          <w:t>2 Corinthians 3:6</w:t>
-        </w:r>
-      </w:hyperlink>
+      <w:r>
+        <w:rPr>
+          <w:lang w:val="en_US" w:bidi="en_US"/>
+        </w:rPr>
+        <w:t>2 Corinthians 3:6</w:t>
+      </w:r>
       <w:r>
         <w:rPr>
           <w:lang w:val="en_US" w:bidi="en_US"/>
@@ -2649,36 +2037,24 @@
         </w:rPr>
         <w:t>Jesus' death made him the mediator of the covenant for all who trust in him (</w:t>
       </w:r>
-      <w:hyperlink r:id="rId96">
-        <w:r>
-          <w:rPr>
-            <w:lang w:val="en_US" w:bidi="en_US"/>
-          </w:rPr>
-          <w:rPr>
-            <w:color w:val="0000EE"/>
-            <w:u w:val="single"/>
-          </w:rPr>
-          <w:t>Hebrews 8:8–12</w:t>
-        </w:r>
-      </w:hyperlink>
+      <w:r>
+        <w:rPr>
+          <w:lang w:val="en_US" w:bidi="en_US"/>
+        </w:rPr>
+        <w:t>Hebrews 8:8–12</w:t>
+      </w:r>
       <w:r>
         <w:rPr>
           <w:lang w:val="en_US" w:bidi="en_US"/>
         </w:rPr>
         <w:t xml:space="preserve">; chapter </w:t>
       </w:r>
-      <w:hyperlink r:id="rId97">
-        <w:r>
-          <w:rPr>
-            <w:lang w:val="en_US" w:bidi="en_US"/>
-          </w:rPr>
-          <w:rPr>
-            <w:color w:val="0000EE"/>
-            <w:u w:val="single"/>
-          </w:rPr>
-          <w:t>9</w:t>
-        </w:r>
-      </w:hyperlink>
+      <w:r>
+        <w:rPr>
+          <w:lang w:val="en_US" w:bidi="en_US"/>
+        </w:rPr>
+        <w:t>9</w:t>
+      </w:r>
       <w:r>
         <w:rPr>
           <w:lang w:val="en_US" w:bidi="en_US"/>
@@ -2708,180 +2084,120 @@
           <w:lang w:val="en_US" w:bidi="en_US"/>
         </w:rPr>
       </w:r>
-      <w:hyperlink r:id="rId98">
-        <w:r>
-          <w:rPr>
-            <w:lang w:val="en_US" w:bidi="en_US"/>
-          </w:rPr>
-          <w:rPr>
-            <w:color w:val="0000EE"/>
-            <w:u w:val="single"/>
-          </w:rPr>
-          <w:t>Isaiah 11:1–9</w:t>
-        </w:r>
-      </w:hyperlink>
+      <w:r>
+        <w:rPr>
+          <w:lang w:val="en_US" w:bidi="en_US"/>
+        </w:rPr>
+        <w:t>Isaiah 11:1–9</w:t>
+      </w:r>
       <w:r>
         <w:rPr>
           <w:lang w:val="en_US" w:bidi="en_US"/>
         </w:rPr>
         <w:t xml:space="preserve">; </w:t>
       </w:r>
-      <w:hyperlink r:id="rId99">
-        <w:r>
-          <w:rPr>
-            <w:lang w:val="en_US" w:bidi="en_US"/>
-          </w:rPr>
-          <w:rPr>
-            <w:color w:val="0000EE"/>
-            <w:u w:val="single"/>
-          </w:rPr>
-          <w:t>54:13–15</w:t>
-        </w:r>
-      </w:hyperlink>
+      <w:r>
+        <w:rPr>
+          <w:lang w:val="en_US" w:bidi="en_US"/>
+        </w:rPr>
+        <w:t>54:13–15</w:t>
+      </w:r>
       <w:r>
         <w:rPr>
           <w:lang w:val="en_US" w:bidi="en_US"/>
         </w:rPr>
         <w:t xml:space="preserve">; </w:t>
       </w:r>
-      <w:hyperlink r:id="rId90">
-        <w:r>
-          <w:rPr>
-            <w:lang w:val="en_US" w:bidi="en_US"/>
-          </w:rPr>
-          <w:rPr>
-            <w:color w:val="0000EE"/>
-            <w:u w:val="single"/>
-          </w:rPr>
-          <w:t>Jeremiah 31:31–34</w:t>
-        </w:r>
-      </w:hyperlink>
+      <w:r>
+        <w:rPr>
+          <w:lang w:val="en_US" w:bidi="en_US"/>
+        </w:rPr>
+        <w:t>Jeremiah 31:31–34</w:t>
+      </w:r>
       <w:r>
         <w:rPr>
           <w:lang w:val="en_US" w:bidi="en_US"/>
         </w:rPr>
         <w:t xml:space="preserve">; </w:t>
       </w:r>
-      <w:hyperlink r:id="rId100">
-        <w:r>
-          <w:rPr>
-            <w:lang w:val="en_US" w:bidi="en_US"/>
-          </w:rPr>
-          <w:rPr>
-            <w:color w:val="0000EE"/>
-            <w:u w:val="single"/>
-          </w:rPr>
-          <w:t>Ezekiel 37:24–28</w:t>
-        </w:r>
-      </w:hyperlink>
+      <w:r>
+        <w:rPr>
+          <w:lang w:val="en_US" w:bidi="en_US"/>
+        </w:rPr>
+        <w:t>Ezekiel 37:24–28</w:t>
+      </w:r>
       <w:r>
         <w:rPr>
           <w:lang w:val="en_US" w:bidi="en_US"/>
         </w:rPr>
         <w:t xml:space="preserve">; </w:t>
       </w:r>
-      <w:hyperlink r:id="rId101">
-        <w:r>
-          <w:rPr>
-            <w:lang w:val="en_US" w:bidi="en_US"/>
-          </w:rPr>
-          <w:rPr>
-            <w:color w:val="0000EE"/>
-            <w:u w:val="single"/>
-          </w:rPr>
-          <w:t>Matthew 26:27–28</w:t>
-        </w:r>
-      </w:hyperlink>
+      <w:r>
+        <w:rPr>
+          <w:lang w:val="en_US" w:bidi="en_US"/>
+        </w:rPr>
+        <w:t>Matthew 26:27–28</w:t>
+      </w:r>
       <w:r>
         <w:rPr>
           <w:lang w:val="en_US" w:bidi="en_US"/>
         </w:rPr>
         <w:t xml:space="preserve">; </w:t>
       </w:r>
-      <w:hyperlink r:id="rId93">
-        <w:r>
-          <w:rPr>
-            <w:lang w:val="en_US" w:bidi="en_US"/>
-          </w:rPr>
-          <w:rPr>
-            <w:color w:val="0000EE"/>
-            <w:u w:val="single"/>
-          </w:rPr>
-          <w:t>Luke 22:20</w:t>
-        </w:r>
-      </w:hyperlink>
+      <w:r>
+        <w:rPr>
+          <w:lang w:val="en_US" w:bidi="en_US"/>
+        </w:rPr>
+        <w:t>Luke 22:20</w:t>
+      </w:r>
       <w:r>
         <w:rPr>
           <w:lang w:val="en_US" w:bidi="en_US"/>
         </w:rPr>
         <w:t xml:space="preserve">; </w:t>
       </w:r>
-      <w:hyperlink r:id="rId102">
-        <w:r>
-          <w:rPr>
-            <w:lang w:val="en_US" w:bidi="en_US"/>
-          </w:rPr>
-          <w:rPr>
-            <w:color w:val="0000EE"/>
-            <w:u w:val="single"/>
-          </w:rPr>
-          <w:t>Romans 11:25–36</w:t>
-        </w:r>
-      </w:hyperlink>
+      <w:r>
+        <w:rPr>
+          <w:lang w:val="en_US" w:bidi="en_US"/>
+        </w:rPr>
+        <w:t>Romans 11:25–36</w:t>
+      </w:r>
       <w:r>
         <w:rPr>
           <w:lang w:val="en_US" w:bidi="en_US"/>
         </w:rPr>
         <w:t xml:space="preserve">; </w:t>
       </w:r>
-      <w:hyperlink r:id="rId103">
-        <w:r>
-          <w:rPr>
-            <w:lang w:val="en_US" w:bidi="en_US"/>
-          </w:rPr>
-          <w:rPr>
-            <w:color w:val="0000EE"/>
-            <w:u w:val="single"/>
-          </w:rPr>
-          <w:t>1 Corinthians 11:23–26</w:t>
-        </w:r>
-      </w:hyperlink>
+      <w:r>
+        <w:rPr>
+          <w:lang w:val="en_US" w:bidi="en_US"/>
+        </w:rPr>
+        <w:t>1 Corinthians 11:23–26</w:t>
+      </w:r>
       <w:r>
         <w:rPr>
           <w:lang w:val="en_US" w:bidi="en_US"/>
         </w:rPr>
         <w:t xml:space="preserve">; </w:t>
       </w:r>
-      <w:hyperlink r:id="rId104">
-        <w:r>
-          <w:rPr>
-            <w:lang w:val="en_US" w:bidi="en_US"/>
-          </w:rPr>
-          <w:rPr>
-            <w:color w:val="0000EE"/>
-            <w:u w:val="single"/>
-          </w:rPr>
-          <w:t>2 Corinthians 3:6–18</w:t>
-        </w:r>
-      </w:hyperlink>
+      <w:r>
+        <w:rPr>
+          <w:lang w:val="en_US" w:bidi="en_US"/>
+        </w:rPr>
+        <w:t>2 Corinthians 3:6–18</w:t>
+      </w:r>
       <w:r>
         <w:rPr>
           <w:lang w:val="en_US" w:bidi="en_US"/>
         </w:rPr>
         <w:t xml:space="preserve">; </w:t>
       </w:r>
-      <w:hyperlink r:id="rId105">
-        <w:r>
-          <w:rPr>
-            <w:lang w:val="en_US" w:bidi="en_US"/>
-          </w:rPr>
-          <w:rPr>
-            <w:color w:val="0000EE"/>
-            <w:u w:val="single"/>
-          </w:rPr>
-          <w:t>Hebrews 8:8–9:28</w:t>
-        </w:r>
-      </w:hyperlink>
+      <w:r>
+        <w:rPr>
+          <w:lang w:val="en_US" w:bidi="en_US"/>
+        </w:rPr>
+        <w:t>Hebrews 8:8–9:28</w:t>
+      </w:r>
       <w:r>
         <w:rPr>
           <w:lang w:val="en_US" w:bidi="en_US"/>
@@ -2988,18 +2304,12 @@
         </w:rPr>
         <w:t>sadness (</w:t>
       </w:r>
-      <w:hyperlink r:id="rId106">
-        <w:r>
-          <w:rPr>
-            <w:lang w:val="en_US" w:bidi="en_US"/>
-          </w:rPr>
-          <w:rPr>
-            <w:color w:val="0000EE"/>
-            <w:u w:val="single"/>
-          </w:rPr>
-          <w:t>Isaiah 65:19</w:t>
-        </w:r>
-      </w:hyperlink>
+      <w:r>
+        <w:rPr>
+          <w:lang w:val="en_US" w:bidi="en_US"/>
+        </w:rPr>
+        <w:t>Isaiah 65:19</w:t>
+      </w:r>
       <w:r>
         <w:rPr>
           <w:lang w:val="en_US" w:bidi="en_US"/>
@@ -3024,18 +2334,12 @@
         </w:rPr>
         <w:t>death (</w:t>
       </w:r>
-      <w:hyperlink r:id="rId107">
-        <w:r>
-          <w:rPr>
-            <w:lang w:val="en_US" w:bidi="en_US"/>
-          </w:rPr>
-          <w:rPr>
-            <w:color w:val="0000EE"/>
-            <w:u w:val="single"/>
-          </w:rPr>
-          <w:t>65:20</w:t>
-        </w:r>
-      </w:hyperlink>
+      <w:r>
+        <w:rPr>
+          <w:lang w:val="en_US" w:bidi="en_US"/>
+        </w:rPr>
+        <w:t>65:20</w:t>
+      </w:r>
       <w:r>
         <w:rPr>
           <w:lang w:val="en_US" w:bidi="en_US"/>
@@ -3060,18 +2364,12 @@
         </w:rPr>
         <w:t>injustice and violence (</w:t>
       </w:r>
-      <w:hyperlink r:id="rId108">
-        <w:r>
-          <w:rPr>
-            <w:lang w:val="en_US" w:bidi="en_US"/>
-          </w:rPr>
-          <w:rPr>
-            <w:color w:val="0000EE"/>
-            <w:u w:val="single"/>
-          </w:rPr>
-          <w:t>65:21–22</w:t>
-        </w:r>
-      </w:hyperlink>
+      <w:r>
+        <w:rPr>
+          <w:lang w:val="en_US" w:bidi="en_US"/>
+        </w:rPr>
+        <w:t>65:21–22</w:t>
+      </w:r>
       <w:r>
         <w:rPr>
           <w:lang w:val="en_US" w:bidi="en_US"/>
@@ -3096,18 +2394,12 @@
         </w:rPr>
         <w:t>the absence of God (</w:t>
       </w:r>
-      <w:hyperlink r:id="rId109">
-        <w:r>
-          <w:rPr>
-            <w:lang w:val="en_US" w:bidi="en_US"/>
-          </w:rPr>
-          <w:rPr>
-            <w:color w:val="0000EE"/>
-            <w:u w:val="single"/>
-          </w:rPr>
-          <w:t>65:24</w:t>
-        </w:r>
-      </w:hyperlink>
+      <w:r>
+        <w:rPr>
+          <w:lang w:val="en_US" w:bidi="en_US"/>
+        </w:rPr>
+        <w:t>65:24</w:t>
+      </w:r>
       <w:r>
         <w:rPr>
           <w:lang w:val="en_US" w:bidi="en_US"/>
@@ -3142,18 +2434,12 @@
         </w:rPr>
         <w:t xml:space="preserve">Isaiah's vision of the new order focuses on the Lord as the great king in holiness and glory (see </w:t>
       </w:r>
-      <w:hyperlink r:id="rId110">
-        <w:r>
-          <w:rPr>
-            <w:lang w:val="en_US" w:bidi="en_US"/>
-          </w:rPr>
-          <w:rPr>
-            <w:color w:val="0000EE"/>
-            <w:u w:val="single"/>
-          </w:rPr>
-          <w:t>6:1–5</w:t>
-        </w:r>
-      </w:hyperlink>
+      <w:r>
+        <w:rPr>
+          <w:lang w:val="en_US" w:bidi="en_US"/>
+        </w:rPr>
+        <w:t>6:1–5</w:t>
+      </w:r>
       <w:r>
         <w:rPr>
           <w:lang w:val="en_US" w:bidi="en_US"/>
@@ -3192,18 +2478,12 @@
         </w:rPr>
         <w:t>God's comfort (</w:t>
       </w:r>
-      <w:hyperlink r:id="rId111">
-        <w:r>
-          <w:rPr>
-            <w:lang w:val="en_US" w:bidi="en_US"/>
-          </w:rPr>
-          <w:rPr>
-            <w:color w:val="0000EE"/>
-            <w:u w:val="single"/>
-          </w:rPr>
-          <w:t>40:1</w:t>
-        </w:r>
-      </w:hyperlink>
+      <w:r>
+        <w:rPr>
+          <w:lang w:val="en_US" w:bidi="en_US"/>
+        </w:rPr>
+        <w:t>40:1</w:t>
+      </w:r>
       <w:r>
         <w:rPr>
           <w:lang w:val="en_US" w:bidi="en_US"/>
@@ -3228,18 +2508,12 @@
         </w:rPr>
         <w:t>salvation (</w:t>
       </w:r>
-      <w:hyperlink r:id="rId112">
-        <w:r>
-          <w:rPr>
-            <w:lang w:val="en_US" w:bidi="en_US"/>
-          </w:rPr>
-          <w:rPr>
-            <w:color w:val="0000EE"/>
-            <w:u w:val="single"/>
-          </w:rPr>
-          <w:t>45:22</w:t>
-        </w:r>
-      </w:hyperlink>
+      <w:r>
+        <w:rPr>
+          <w:lang w:val="en_US" w:bidi="en_US"/>
+        </w:rPr>
+        <w:t>45:22</w:t>
+      </w:r>
       <w:r>
         <w:rPr>
           <w:lang w:val="en_US" w:bidi="en_US"/>
@@ -3264,18 +2538,12 @@
         </w:rPr>
         <w:t>joy (</w:t>
       </w:r>
-      <w:hyperlink r:id="rId113">
-        <w:r>
-          <w:rPr>
-            <w:lang w:val="en_US" w:bidi="en_US"/>
-          </w:rPr>
-          <w:rPr>
-            <w:color w:val="0000EE"/>
-            <w:u w:val="single"/>
-          </w:rPr>
-          <w:t>24:14–15</w:t>
-        </w:r>
-      </w:hyperlink>
+      <w:r>
+        <w:rPr>
+          <w:lang w:val="en_US" w:bidi="en_US"/>
+        </w:rPr>
+        <w:t>24:14–15</w:t>
+      </w:r>
       <w:r>
         <w:rPr>
           <w:lang w:val="en_US" w:bidi="en_US"/>
@@ -3300,18 +2568,12 @@
         </w:rPr>
         <w:t>righteousness (</w:t>
       </w:r>
-      <w:hyperlink r:id="rId114">
-        <w:r>
-          <w:rPr>
-            <w:lang w:val="en_US" w:bidi="en_US"/>
-          </w:rPr>
-          <w:rPr>
-            <w:color w:val="0000EE"/>
-            <w:u w:val="single"/>
-          </w:rPr>
-          <w:t>24:16</w:t>
-        </w:r>
-      </w:hyperlink>
+      <w:r>
+        <w:rPr>
+          <w:lang w:val="en_US" w:bidi="en_US"/>
+        </w:rPr>
+        <w:t>24:16</w:t>
+      </w:r>
       <w:r>
         <w:rPr>
           <w:lang w:val="en_US" w:bidi="en_US"/>
@@ -3336,18 +2598,12 @@
         </w:rPr>
         <w:t>peace (</w:t>
       </w:r>
-      <w:hyperlink r:id="rId57">
-        <w:r>
-          <w:rPr>
-            <w:lang w:val="en_US" w:bidi="en_US"/>
-          </w:rPr>
-          <w:rPr>
-            <w:color w:val="0000EE"/>
-            <w:u w:val="single"/>
-          </w:rPr>
-          <w:t>26:3</w:t>
-        </w:r>
-      </w:hyperlink>
+      <w:r>
+        <w:rPr>
+          <w:lang w:val="en_US" w:bidi="en_US"/>
+        </w:rPr>
+        <w:t>26:3</w:t>
+      </w:r>
       <w:r>
         <w:rPr>
           <w:lang w:val="en_US" w:bidi="en_US"/>
@@ -3404,18 +2660,12 @@
         </w:rPr>
         <w:t>the end of death (</w:t>
       </w:r>
-      <w:hyperlink r:id="rId115">
-        <w:r>
-          <w:rPr>
-            <w:lang w:val="en_US" w:bidi="en_US"/>
-          </w:rPr>
-          <w:rPr>
-            <w:color w:val="0000EE"/>
-            <w:u w:val="single"/>
-          </w:rPr>
-          <w:t>25:7–8</w:t>
-        </w:r>
-      </w:hyperlink>
+      <w:r>
+        <w:rPr>
+          <w:lang w:val="en_US" w:bidi="en_US"/>
+        </w:rPr>
+        <w:t>25:7–8</w:t>
+      </w:r>
       <w:r>
         <w:rPr>
           <w:lang w:val="en_US" w:bidi="en_US"/>
@@ -3440,18 +2690,12 @@
         </w:rPr>
         <w:t>resurrection (</w:t>
       </w:r>
-      <w:hyperlink r:id="rId116">
-        <w:r>
-          <w:rPr>
-            <w:lang w:val="en_US" w:bidi="en_US"/>
-          </w:rPr>
-          <w:rPr>
-            <w:color w:val="0000EE"/>
-            <w:u w:val="single"/>
-          </w:rPr>
-          <w:t>26:19</w:t>
-        </w:r>
-      </w:hyperlink>
+      <w:r>
+        <w:rPr>
+          <w:lang w:val="en_US" w:bidi="en_US"/>
+        </w:rPr>
+        <w:t>26:19</w:t>
+      </w:r>
       <w:r>
         <w:rPr>
           <w:lang w:val="en_US" w:bidi="en_US"/>
@@ -3476,36 +2720,24 @@
         </w:rPr>
         <w:t>the end of fighting, wrongdoing, and evil (</w:t>
       </w:r>
-      <w:hyperlink r:id="rId117">
-        <w:r>
-          <w:rPr>
-            <w:lang w:val="en_US" w:bidi="en_US"/>
-          </w:rPr>
-          <w:rPr>
-            <w:color w:val="0000EE"/>
-            <w:u w:val="single"/>
-          </w:rPr>
-          <w:t>60:18</w:t>
-        </w:r>
-      </w:hyperlink>
+      <w:r>
+        <w:rPr>
+          <w:lang w:val="en_US" w:bidi="en_US"/>
+        </w:rPr>
+        <w:t>60:18</w:t>
+      </w:r>
       <w:r>
         <w:rPr>
           <w:lang w:val="en_US" w:bidi="en_US"/>
         </w:rPr>
         <w:t xml:space="preserve">; </w:t>
       </w:r>
-      <w:hyperlink r:id="rId118">
-        <w:r>
-          <w:rPr>
-            <w:lang w:val="en_US" w:bidi="en_US"/>
-          </w:rPr>
-          <w:rPr>
-            <w:color w:val="0000EE"/>
-            <w:u w:val="single"/>
-          </w:rPr>
-          <w:t>65:25</w:t>
-        </w:r>
-      </w:hyperlink>
+      <w:r>
+        <w:rPr>
+          <w:lang w:val="en_US" w:bidi="en_US"/>
+        </w:rPr>
+        <w:t>65:25</w:t>
+      </w:r>
       <w:r>
         <w:rPr>
           <w:lang w:val="en_US" w:bidi="en_US"/>
@@ -3530,18 +2762,12 @@
         </w:rPr>
         <w:t>full enjoyment of God's presence (</w:t>
       </w:r>
-      <w:hyperlink r:id="rId119">
-        <w:r>
-          <w:rPr>
-            <w:lang w:val="en_US" w:bidi="en_US"/>
-          </w:rPr>
-          <w:rPr>
-            <w:color w:val="0000EE"/>
-            <w:u w:val="single"/>
-          </w:rPr>
-          <w:t>60:19</w:t>
-        </w:r>
-      </w:hyperlink>
+      <w:r>
+        <w:rPr>
+          <w:lang w:val="en_US" w:bidi="en_US"/>
+        </w:rPr>
+        <w:t>60:19</w:t>
+      </w:r>
       <w:r>
         <w:rPr>
           <w:lang w:val="en_US" w:bidi="en_US"/>
@@ -3566,18 +2792,12 @@
         </w:rPr>
         <w:t xml:space="preserve">God ruling in his eternal kingdom without opposition (see </w:t>
       </w:r>
-      <w:hyperlink r:id="rId120">
-        <w:r>
-          <w:rPr>
-            <w:lang w:val="en_US" w:bidi="en_US"/>
-          </w:rPr>
-          <w:rPr>
-            <w:color w:val="0000EE"/>
-            <w:u w:val="single"/>
-          </w:rPr>
-          <w:t>Revelation 21–22</w:t>
-        </w:r>
-      </w:hyperlink>
+      <w:r>
+        <w:rPr>
+          <w:lang w:val="en_US" w:bidi="en_US"/>
+        </w:rPr>
+        <w:t>Revelation 21–22</w:t>
+      </w:r>
       <w:r>
         <w:rPr>
           <w:lang w:val="en_US" w:bidi="en_US"/>
@@ -3621,270 +2841,180 @@
           <w:lang w:val="en_US" w:bidi="en_US"/>
         </w:rPr>
       </w:r>
-      <w:hyperlink r:id="rId121">
-        <w:r>
-          <w:rPr>
-            <w:lang w:val="en_US" w:bidi="en_US"/>
-          </w:rPr>
-          <w:rPr>
-            <w:color w:val="0000EE"/>
-            <w:u w:val="single"/>
-          </w:rPr>
-          <w:t>Isaiah 11:1</w:t>
-        </w:r>
-      </w:hyperlink>
+      <w:r>
+        <w:rPr>
+          <w:lang w:val="en_US" w:bidi="en_US"/>
+        </w:rPr>
+        <w:t>Isaiah 11:1</w:t>
+      </w:r>
       <w:r>
         <w:rPr>
           <w:lang w:val="en_US" w:bidi="en_US"/>
         </w:rPr>
         <w:t xml:space="preserve">; </w:t>
       </w:r>
-      <w:hyperlink r:id="rId122">
-        <w:r>
-          <w:rPr>
-            <w:lang w:val="en_US" w:bidi="en_US"/>
-          </w:rPr>
-          <w:rPr>
-            <w:color w:val="0000EE"/>
-            <w:u w:val="single"/>
-          </w:rPr>
-          <w:t>24:14–16</w:t>
-        </w:r>
-      </w:hyperlink>
+      <w:r>
+        <w:rPr>
+          <w:lang w:val="en_US" w:bidi="en_US"/>
+        </w:rPr>
+        <w:t>24:14–16</w:t>
+      </w:r>
       <w:r>
         <w:rPr>
           <w:lang w:val="en_US" w:bidi="en_US"/>
         </w:rPr>
         <w:t xml:space="preserve">; </w:t>
       </w:r>
-      <w:hyperlink r:id="rId115">
-        <w:r>
-          <w:rPr>
-            <w:lang w:val="en_US" w:bidi="en_US"/>
-          </w:rPr>
-          <w:rPr>
-            <w:color w:val="0000EE"/>
-            <w:u w:val="single"/>
-          </w:rPr>
-          <w:t>25:7–8</w:t>
-        </w:r>
-      </w:hyperlink>
+      <w:r>
+        <w:rPr>
+          <w:lang w:val="en_US" w:bidi="en_US"/>
+        </w:rPr>
+        <w:t>25:7–8</w:t>
+      </w:r>
       <w:r>
         <w:rPr>
           <w:lang w:val="en_US" w:bidi="en_US"/>
         </w:rPr>
         <w:t xml:space="preserve">; </w:t>
       </w:r>
-      <w:hyperlink r:id="rId116">
-        <w:r>
-          <w:rPr>
-            <w:lang w:val="en_US" w:bidi="en_US"/>
-          </w:rPr>
-          <w:rPr>
-            <w:color w:val="0000EE"/>
-            <w:u w:val="single"/>
-          </w:rPr>
-          <w:t>26:19</w:t>
-        </w:r>
-      </w:hyperlink>
+      <w:r>
+        <w:rPr>
+          <w:lang w:val="en_US" w:bidi="en_US"/>
+        </w:rPr>
+        <w:t>26:19</w:t>
+      </w:r>
       <w:r>
         <w:rPr>
           <w:lang w:val="en_US" w:bidi="en_US"/>
         </w:rPr>
         <w:t xml:space="preserve">; </w:t>
       </w:r>
-      <w:hyperlink r:id="rId123">
-        <w:r>
-          <w:rPr>
-            <w:lang w:val="en_US" w:bidi="en_US"/>
-          </w:rPr>
-          <w:rPr>
-            <w:color w:val="0000EE"/>
-            <w:u w:val="single"/>
-          </w:rPr>
-          <w:t>30:26</w:t>
-        </w:r>
-      </w:hyperlink>
+      <w:r>
+        <w:rPr>
+          <w:lang w:val="en_US" w:bidi="en_US"/>
+        </w:rPr>
+        <w:t>30:26</w:t>
+      </w:r>
       <w:r>
         <w:rPr>
           <w:lang w:val="en_US" w:bidi="en_US"/>
         </w:rPr>
         <w:t xml:space="preserve">; </w:t>
       </w:r>
-      <w:hyperlink r:id="rId124">
-        <w:r>
-          <w:rPr>
-            <w:lang w:val="en_US" w:bidi="en_US"/>
-          </w:rPr>
-          <w:rPr>
-            <w:color w:val="0000EE"/>
-            <w:u w:val="single"/>
-          </w:rPr>
-          <w:t>43:18–19</w:t>
-        </w:r>
-      </w:hyperlink>
+      <w:r>
+        <w:rPr>
+          <w:lang w:val="en_US" w:bidi="en_US"/>
+        </w:rPr>
+        <w:t>43:18–19</w:t>
+      </w:r>
       <w:r>
         <w:rPr>
           <w:lang w:val="en_US" w:bidi="en_US"/>
         </w:rPr>
         <w:t xml:space="preserve">; </w:t>
       </w:r>
-      <w:hyperlink r:id="rId125">
-        <w:r>
-          <w:rPr>
-            <w:lang w:val="en_US" w:bidi="en_US"/>
-          </w:rPr>
-          <w:rPr>
-            <w:color w:val="0000EE"/>
-            <w:u w:val="single"/>
-          </w:rPr>
-          <w:t>60:18–19</w:t>
-        </w:r>
-      </w:hyperlink>
+      <w:r>
+        <w:rPr>
+          <w:lang w:val="en_US" w:bidi="en_US"/>
+        </w:rPr>
+        <w:t>60:18–19</w:t>
+      </w:r>
       <w:r>
         <w:rPr>
           <w:lang w:val="en_US" w:bidi="en_US"/>
         </w:rPr>
         <w:t xml:space="preserve">; </w:t>
       </w:r>
-      <w:hyperlink r:id="rId126">
-        <w:r>
-          <w:rPr>
-            <w:lang w:val="en_US" w:bidi="en_US"/>
-          </w:rPr>
-          <w:rPr>
-            <w:color w:val="0000EE"/>
-            <w:u w:val="single"/>
-          </w:rPr>
-          <w:t>62:2</w:t>
-        </w:r>
-      </w:hyperlink>
+      <w:r>
+        <w:rPr>
+          <w:lang w:val="en_US" w:bidi="en_US"/>
+        </w:rPr>
+        <w:t>62:2</w:t>
+      </w:r>
       <w:r>
         <w:rPr>
           <w:lang w:val="en_US" w:bidi="en_US"/>
         </w:rPr>
         <w:t xml:space="preserve">; </w:t>
       </w:r>
-      <w:hyperlink r:id="rId127">
-        <w:r>
-          <w:rPr>
-            <w:lang w:val="en_US" w:bidi="en_US"/>
-          </w:rPr>
-          <w:rPr>
-            <w:color w:val="0000EE"/>
-            <w:u w:val="single"/>
-          </w:rPr>
-          <w:t>65:17–25</w:t>
-        </w:r>
-      </w:hyperlink>
+      <w:r>
+        <w:rPr>
+          <w:lang w:val="en_US" w:bidi="en_US"/>
+        </w:rPr>
+        <w:t>65:17–25</w:t>
+      </w:r>
       <w:r>
         <w:rPr>
           <w:lang w:val="en_US" w:bidi="en_US"/>
         </w:rPr>
         <w:t xml:space="preserve">; </w:t>
       </w:r>
-      <w:hyperlink r:id="rId128">
-        <w:r>
-          <w:rPr>
-            <w:lang w:val="en_US" w:bidi="en_US"/>
-          </w:rPr>
-          <w:rPr>
-            <w:color w:val="0000EE"/>
-            <w:u w:val="single"/>
-          </w:rPr>
-          <w:t>Jeremiah 23:7–8</w:t>
-        </w:r>
-      </w:hyperlink>
+      <w:r>
+        <w:rPr>
+          <w:lang w:val="en_US" w:bidi="en_US"/>
+        </w:rPr>
+        <w:t>Jeremiah 23:7–8</w:t>
+      </w:r>
       <w:r>
         <w:rPr>
           <w:lang w:val="en_US" w:bidi="en_US"/>
         </w:rPr>
         <w:t xml:space="preserve">; </w:t>
       </w:r>
-      <w:hyperlink r:id="rId129">
-        <w:r>
-          <w:rPr>
-            <w:lang w:val="en_US" w:bidi="en_US"/>
-          </w:rPr>
-          <w:rPr>
-            <w:color w:val="0000EE"/>
-            <w:u w:val="single"/>
-          </w:rPr>
-          <w:t>31:10–14</w:t>
-        </w:r>
-      </w:hyperlink>
+      <w:r>
+        <w:rPr>
+          <w:lang w:val="en_US" w:bidi="en_US"/>
+        </w:rPr>
+        <w:t>31:10–14</w:t>
+      </w:r>
       <w:r>
         <w:rPr>
           <w:lang w:val="en_US" w:bidi="en_US"/>
         </w:rPr>
         <w:t xml:space="preserve">; </w:t>
       </w:r>
-      <w:hyperlink r:id="rId130">
-        <w:r>
-          <w:rPr>
-            <w:lang w:val="en_US" w:bidi="en_US"/>
-          </w:rPr>
-          <w:rPr>
-            <w:color w:val="0000EE"/>
-            <w:u w:val="single"/>
-          </w:rPr>
-          <w:t>2 Corinthians 3:6–11</w:t>
-        </w:r>
-      </w:hyperlink>
+      <w:r>
+        <w:rPr>
+          <w:lang w:val="en_US" w:bidi="en_US"/>
+        </w:rPr>
+        <w:t>2 Corinthians 3:6–11</w:t>
+      </w:r>
       <w:r>
         <w:rPr>
           <w:lang w:val="en_US" w:bidi="en_US"/>
         </w:rPr>
         <w:t xml:space="preserve">; </w:t>
       </w:r>
-      <w:hyperlink r:id="rId131">
-        <w:r>
-          <w:rPr>
-            <w:lang w:val="en_US" w:bidi="en_US"/>
-          </w:rPr>
-          <w:rPr>
-            <w:color w:val="0000EE"/>
-            <w:u w:val="single"/>
-          </w:rPr>
-          <w:t>5:17</w:t>
-        </w:r>
-      </w:hyperlink>
+      <w:r>
+        <w:rPr>
+          <w:lang w:val="en_US" w:bidi="en_US"/>
+        </w:rPr>
+        <w:t>5:17</w:t>
+      </w:r>
       <w:r>
         <w:rPr>
           <w:lang w:val="en_US" w:bidi="en_US"/>
         </w:rPr>
         <w:t xml:space="preserve">; </w:t>
       </w:r>
-      <w:hyperlink r:id="rId132">
-        <w:r>
-          <w:rPr>
-            <w:lang w:val="en_US" w:bidi="en_US"/>
-          </w:rPr>
-          <w:rPr>
-            <w:color w:val="0000EE"/>
-            <w:u w:val="single"/>
-          </w:rPr>
-          <w:t>Hebrews 12:18–24</w:t>
-        </w:r>
-      </w:hyperlink>
+      <w:r>
+        <w:rPr>
+          <w:lang w:val="en_US" w:bidi="en_US"/>
+        </w:rPr>
+        <w:t>Hebrews 12:18–24</w:t>
+      </w:r>
       <w:r>
         <w:rPr>
           <w:lang w:val="en_US" w:bidi="en_US"/>
         </w:rPr>
         <w:t xml:space="preserve">; </w:t>
       </w:r>
-      <w:hyperlink r:id="rId120">
-        <w:r>
-          <w:rPr>
-            <w:lang w:val="en_US" w:bidi="en_US"/>
-          </w:rPr>
-          <w:rPr>
-            <w:color w:val="0000EE"/>
-            <w:u w:val="single"/>
-          </w:rPr>
-          <w:t>Revelation 21:1–22:21</w:t>
-        </w:r>
-      </w:hyperlink>
+      <w:r>
+        <w:rPr>
+          <w:lang w:val="en_US" w:bidi="en_US"/>
+        </w:rPr>
+        <w:t>Revelation 21:1–22:21</w:t>
+      </w:r>
       <w:r>
         <w:rPr>
           <w:lang w:val="en_US" w:bidi="en_US"/>
